--- a/WMD Assignment.docx
+++ b/WMD Assignment.docx
@@ -1109,9 +1109,9 @@
           <w:szCs w:val="32"/>
         </w:rPr>
         <w:drawing>
-          <wp:inline distT="0" distB="0" distL="0" distR="0" wp14:anchorId="61206150" wp14:editId="33C56DDA">
-            <wp:extent cx="6598090" cy="3131185"/>
-            <wp:effectExtent l="38100" t="0" r="50800" b="0"/>
+          <wp:inline distT="0" distB="0" distL="0" distR="0" wp14:anchorId="61206150" wp14:editId="20BEB6F4">
+            <wp:extent cx="6134100" cy="2788285"/>
+            <wp:effectExtent l="38100" t="0" r="57150" b="0"/>
             <wp:docPr id="1185309042" name="Diagram 5"/>
             <wp:cNvGraphicFramePr/>
             <a:graphic xmlns:a="http://schemas.openxmlformats.org/drawingml/2006/main">
@@ -2401,15 +2401,38 @@
           <w:sz w:val="32"/>
           <w:szCs w:val="32"/>
         </w:rPr>
+        <w:t>-Command Prompt-</w:t>
+      </w:r>
+      <w:r>
+        <w:rPr>
+          <w:sz w:val="32"/>
+          <w:szCs w:val="32"/>
+        </w:rPr>
+        <w:t xml:space="preserve"> used to execute git commands</w:t>
+      </w:r>
+    </w:p>
+    <w:p>
+      <w:pPr>
+        <w:pStyle w:val="ListParagraph"/>
+        <w:rPr>
+          <w:sz w:val="32"/>
+          <w:szCs w:val="32"/>
+        </w:rPr>
+      </w:pPr>
+      <w:r>
+        <w:rPr>
+          <w:sz w:val="32"/>
+          <w:szCs w:val="32"/>
+        </w:rPr>
         <w:lastRenderedPageBreak/>
-        <w:t>-Command Prompt-</w:t>
-      </w:r>
-      <w:r>
-        <w:rPr>
-          <w:sz w:val="32"/>
-          <w:szCs w:val="32"/>
-        </w:rPr>
-        <w:t xml:space="preserve"> used to execute git commands</w:t>
+        <w:t>-GitHub-</w:t>
+      </w:r>
+      <w:r>
+        <w:rPr>
+          <w:sz w:val="32"/>
+          <w:szCs w:val="32"/>
+        </w:rPr>
+        <w:t xml:space="preserve"> used to create and manage the repository</w:t>
       </w:r>
     </w:p>
     <w:p>
@@ -2425,14 +2448,28 @@
           <w:sz w:val="32"/>
           <w:szCs w:val="32"/>
         </w:rPr>
-        <w:t>-GitHub-</w:t>
-      </w:r>
-      <w:r>
-        <w:rPr>
-          <w:sz w:val="32"/>
-          <w:szCs w:val="32"/>
-        </w:rPr>
-        <w:t xml:space="preserve"> used to create and manage the repository</w:t>
+        <w:t>-GitHub Pages-</w:t>
+      </w:r>
+      <w:r>
+        <w:rPr>
+          <w:sz w:val="32"/>
+          <w:szCs w:val="32"/>
+        </w:rPr>
+        <w:t xml:space="preserve"> </w:t>
+      </w:r>
+      <w:r>
+        <w:rPr>
+          <w:sz w:val="32"/>
+          <w:szCs w:val="32"/>
+        </w:rPr>
+        <w:t xml:space="preserve">hosts website </w:t>
+      </w:r>
+      <w:r>
+        <w:rPr>
+          <w:sz w:val="32"/>
+          <w:szCs w:val="32"/>
+        </w:rPr>
+        <w:t>from GitHub repository</w:t>
       </w:r>
     </w:p>
     <w:p>
@@ -2443,15 +2480,430 @@
           <w:szCs w:val="32"/>
         </w:rPr>
       </w:pPr>
-      <w:r>
-        <w:rPr>
-          <w:sz w:val="32"/>
-          <w:szCs w:val="32"/>
-        </w:rPr>
-        <w:t>-GitHub Pages-</w:t>
-      </w:r>
-      <w:r>
-        <w:rPr>
+    </w:p>
+    <w:p>
+      <w:pPr>
+        <w:pStyle w:val="ListParagraph"/>
+        <w:rPr>
+          <w:sz w:val="32"/>
+          <w:szCs w:val="32"/>
+        </w:rPr>
+      </w:pPr>
+      <w:r>
+        <w:rPr>
+          <w:sz w:val="32"/>
+          <w:szCs w:val="32"/>
+        </w:rPr>
+        <w:t>Graphic tools:</w:t>
+      </w:r>
+    </w:p>
+    <w:p>
+      <w:pPr>
+        <w:pStyle w:val="ListParagraph"/>
+        <w:rPr>
+          <w:sz w:val="32"/>
+          <w:szCs w:val="32"/>
+        </w:rPr>
+      </w:pPr>
+      <w:r>
+        <w:rPr>
+          <w:sz w:val="32"/>
+          <w:szCs w:val="32"/>
+        </w:rPr>
+        <w:t>-GIMP- used to create and edit images</w:t>
+      </w:r>
+      <w:r>
+        <w:rPr>
+          <w:sz w:val="32"/>
+          <w:szCs w:val="32"/>
+        </w:rPr>
+        <w:t xml:space="preserve">, logos and banners which will be used </w:t>
+      </w:r>
+      <w:proofErr w:type="gramStart"/>
+      <w:r>
+        <w:rPr>
+          <w:sz w:val="32"/>
+          <w:szCs w:val="32"/>
+        </w:rPr>
+        <w:t>in</w:t>
+      </w:r>
+      <w:proofErr w:type="gramEnd"/>
+      <w:r>
+        <w:rPr>
+          <w:sz w:val="32"/>
+          <w:szCs w:val="32"/>
+        </w:rPr>
+        <w:t xml:space="preserve"> the website</w:t>
+      </w:r>
+    </w:p>
+    <w:p>
+      <w:pPr>
+        <w:pStyle w:val="ListParagraph"/>
+        <w:rPr>
+          <w:sz w:val="32"/>
+          <w:szCs w:val="32"/>
+        </w:rPr>
+      </w:pPr>
+      <w:r>
+        <w:rPr>
+          <w:sz w:val="32"/>
+          <w:szCs w:val="32"/>
+        </w:rPr>
+        <w:t xml:space="preserve">-drawio.com-used to create wireframes </w:t>
+      </w:r>
+    </w:p>
+    <w:p>
+      <w:pPr>
+        <w:pStyle w:val="ListParagraph"/>
+        <w:rPr>
+          <w:sz w:val="32"/>
+          <w:szCs w:val="32"/>
+        </w:rPr>
+      </w:pPr>
+    </w:p>
+    <w:p>
+      <w:pPr>
+        <w:pStyle w:val="ListParagraph"/>
+        <w:rPr>
+          <w:sz w:val="32"/>
+          <w:szCs w:val="32"/>
+        </w:rPr>
+      </w:pPr>
+      <w:r>
+        <w:rPr>
+          <w:sz w:val="32"/>
+          <w:szCs w:val="32"/>
+        </w:rPr>
+        <w:t>Testing Tools</w:t>
+      </w:r>
+      <w:r>
+        <w:rPr>
+          <w:sz w:val="32"/>
+          <w:szCs w:val="32"/>
+        </w:rPr>
+        <w:t>:</w:t>
+      </w:r>
+    </w:p>
+    <w:p>
+      <w:pPr>
+        <w:pStyle w:val="ListParagraph"/>
+        <w:rPr>
+          <w:sz w:val="32"/>
+          <w:szCs w:val="32"/>
+        </w:rPr>
+      </w:pPr>
+      <w:r>
+        <w:rPr>
+          <w:sz w:val="32"/>
+          <w:szCs w:val="32"/>
+        </w:rPr>
+        <w:t>The following tools will be used to test for website respons</w:t>
+      </w:r>
+      <w:r>
+        <w:rPr>
+          <w:sz w:val="32"/>
+          <w:szCs w:val="32"/>
+        </w:rPr>
+        <w:t xml:space="preserve">iveness, layout consistency and functionality across </w:t>
+      </w:r>
+      <w:r>
+        <w:rPr>
+          <w:sz w:val="32"/>
+          <w:szCs w:val="32"/>
+        </w:rPr>
+        <w:t>different browsers:</w:t>
+      </w:r>
+    </w:p>
+    <w:p>
+      <w:pPr>
+        <w:pStyle w:val="ListParagraph"/>
+        <w:rPr>
+          <w:sz w:val="32"/>
+          <w:szCs w:val="32"/>
+        </w:rPr>
+      </w:pPr>
+      <w:r>
+        <w:rPr>
+          <w:sz w:val="32"/>
+          <w:szCs w:val="32"/>
+        </w:rPr>
+        <w:t>-Google Chrome</w:t>
+      </w:r>
+    </w:p>
+    <w:p>
+      <w:pPr>
+        <w:pStyle w:val="ListParagraph"/>
+        <w:rPr>
+          <w:sz w:val="32"/>
+          <w:szCs w:val="32"/>
+        </w:rPr>
+      </w:pPr>
+      <w:r>
+        <w:rPr>
+          <w:sz w:val="32"/>
+          <w:szCs w:val="32"/>
+        </w:rPr>
+        <w:t>-Microsoft Edge</w:t>
+      </w:r>
+    </w:p>
+    <w:p>
+      <w:pPr>
+        <w:pStyle w:val="ListParagraph"/>
+        <w:rPr>
+          <w:sz w:val="32"/>
+          <w:szCs w:val="32"/>
+        </w:rPr>
+      </w:pPr>
+      <w:r>
+        <w:rPr>
+          <w:sz w:val="32"/>
+          <w:szCs w:val="32"/>
+        </w:rPr>
+        <w:t>-Mozilla Firefox</w:t>
+      </w:r>
+    </w:p>
+    <w:p>
+      <w:pPr>
+        <w:pStyle w:val="ListParagraph"/>
+        <w:rPr>
+          <w:sz w:val="32"/>
+          <w:szCs w:val="32"/>
+        </w:rPr>
+      </w:pPr>
+    </w:p>
+    <w:p>
+      <w:pPr>
+        <w:pStyle w:val="ListParagraph"/>
+        <w:rPr>
+          <w:sz w:val="32"/>
+          <w:szCs w:val="32"/>
+        </w:rPr>
+      </w:pPr>
+    </w:p>
+    <w:p>
+      <w:pPr>
+        <w:pStyle w:val="ListParagraph"/>
+        <w:rPr>
+          <w:sz w:val="32"/>
+          <w:szCs w:val="32"/>
+        </w:rPr>
+      </w:pPr>
+    </w:p>
+    <w:p>
+      <w:pPr>
+        <w:pStyle w:val="ListParagraph"/>
+        <w:rPr>
+          <w:sz w:val="32"/>
+          <w:szCs w:val="32"/>
+        </w:rPr>
+      </w:pPr>
+    </w:p>
+    <w:p>
+      <w:pPr>
+        <w:pStyle w:val="ListParagraph"/>
+        <w:rPr>
+          <w:sz w:val="32"/>
+          <w:szCs w:val="32"/>
+        </w:rPr>
+      </w:pPr>
+    </w:p>
+    <w:p>
+      <w:pPr>
+        <w:pStyle w:val="ListParagraph"/>
+        <w:rPr>
+          <w:sz w:val="32"/>
+          <w:szCs w:val="32"/>
+        </w:rPr>
+      </w:pPr>
+    </w:p>
+    <w:p>
+      <w:pPr>
+        <w:pStyle w:val="ListParagraph"/>
+        <w:rPr>
+          <w:sz w:val="32"/>
+          <w:szCs w:val="32"/>
+        </w:rPr>
+      </w:pPr>
+    </w:p>
+    <w:p>
+      <w:pPr>
+        <w:pStyle w:val="ListParagraph"/>
+        <w:rPr>
+          <w:sz w:val="32"/>
+          <w:szCs w:val="32"/>
+        </w:rPr>
+      </w:pPr>
+    </w:p>
+    <w:p>
+      <w:pPr>
+        <w:pStyle w:val="ListParagraph"/>
+        <w:rPr>
+          <w:sz w:val="32"/>
+          <w:szCs w:val="32"/>
+        </w:rPr>
+      </w:pPr>
+    </w:p>
+    <w:p>
+      <w:pPr>
+        <w:pStyle w:val="ListParagraph"/>
+        <w:rPr>
+          <w:sz w:val="32"/>
+          <w:szCs w:val="32"/>
+        </w:rPr>
+      </w:pPr>
+    </w:p>
+    <w:p>
+      <w:pPr>
+        <w:pStyle w:val="ListParagraph"/>
+        <w:rPr>
+          <w:sz w:val="32"/>
+          <w:szCs w:val="32"/>
+        </w:rPr>
+      </w:pPr>
+    </w:p>
+    <w:p>
+      <w:pPr>
+        <w:pStyle w:val="ListParagraph"/>
+        <w:rPr>
+          <w:sz w:val="32"/>
+          <w:szCs w:val="32"/>
+        </w:rPr>
+      </w:pPr>
+    </w:p>
+    <w:p>
+      <w:pPr>
+        <w:pStyle w:val="ListParagraph"/>
+        <w:rPr>
+          <w:sz w:val="32"/>
+          <w:szCs w:val="32"/>
+        </w:rPr>
+      </w:pPr>
+    </w:p>
+    <w:p>
+      <w:pPr>
+        <w:pStyle w:val="ListParagraph"/>
+        <w:rPr>
+          <w:sz w:val="32"/>
+          <w:szCs w:val="32"/>
+        </w:rPr>
+      </w:pPr>
+    </w:p>
+    <w:p>
+      <w:pPr>
+        <w:pStyle w:val="ListParagraph"/>
+        <w:rPr>
+          <w:sz w:val="32"/>
+          <w:szCs w:val="32"/>
+        </w:rPr>
+      </w:pPr>
+    </w:p>
+    <w:p>
+      <w:pPr>
+        <w:pStyle w:val="ListParagraph"/>
+        <w:rPr>
+          <w:sz w:val="32"/>
+          <w:szCs w:val="32"/>
+        </w:rPr>
+      </w:pPr>
+    </w:p>
+    <w:p>
+      <w:pPr>
+        <w:pStyle w:val="ListParagraph"/>
+        <w:rPr>
+          <w:sz w:val="32"/>
+          <w:szCs w:val="32"/>
+        </w:rPr>
+      </w:pPr>
+    </w:p>
+    <w:p>
+      <w:pPr>
+        <w:pStyle w:val="ListParagraph"/>
+        <w:rPr>
+          <w:sz w:val="32"/>
+          <w:szCs w:val="32"/>
+        </w:rPr>
+      </w:pPr>
+    </w:p>
+    <w:p>
+      <w:pPr>
+        <w:pStyle w:val="ListParagraph"/>
+        <w:rPr>
+          <w:sz w:val="32"/>
+          <w:szCs w:val="32"/>
+        </w:rPr>
+      </w:pPr>
+    </w:p>
+    <w:p>
+      <w:pPr>
+        <w:rPr>
+          <w:sz w:val="32"/>
+          <w:szCs w:val="32"/>
+        </w:rPr>
+      </w:pPr>
+    </w:p>
+    <w:p>
+      <w:pPr>
+        <w:pStyle w:val="ListParagraph"/>
+        <w:rPr>
+          <w:b/>
+          <w:bCs/>
+          <w:sz w:val="32"/>
+          <w:szCs w:val="32"/>
+        </w:rPr>
+      </w:pPr>
+      <w:r>
+        <w:rPr>
+          <w:b/>
+          <w:bCs/>
+          <w:sz w:val="32"/>
+          <w:szCs w:val="32"/>
+        </w:rPr>
+        <w:lastRenderedPageBreak/>
+        <w:t>3</w:t>
+      </w:r>
+      <w:r>
+        <w:rPr>
+          <w:b/>
+          <w:bCs/>
+          <w:sz w:val="32"/>
+          <w:szCs w:val="32"/>
+        </w:rPr>
+        <w:t xml:space="preserve">. </w:t>
+      </w:r>
+      <w:r>
+        <w:rPr>
+          <w:b/>
+          <w:bCs/>
+          <w:sz w:val="32"/>
+          <w:szCs w:val="32"/>
+        </w:rPr>
+        <w:t>Page Template Design</w:t>
+      </w:r>
+    </w:p>
+    <w:p>
+      <w:pPr>
+        <w:pStyle w:val="ListParagraph"/>
+        <w:rPr>
+          <w:b/>
+          <w:bCs/>
+          <w:sz w:val="32"/>
+          <w:szCs w:val="32"/>
+        </w:rPr>
+      </w:pPr>
+    </w:p>
+    <w:p>
+      <w:pPr>
+        <w:rPr>
+          <w:b/>
+          <w:bCs/>
+          <w:sz w:val="32"/>
+          <w:szCs w:val="32"/>
+        </w:rPr>
+      </w:pPr>
+      <w:r>
+        <w:rPr>
+          <w:b/>
+          <w:bCs/>
           <w:sz w:val="32"/>
           <w:szCs w:val="32"/>
         </w:rPr>
@@ -2459,201 +2911,198 @@
       </w:r>
       <w:r>
         <w:rPr>
-          <w:sz w:val="32"/>
-          <w:szCs w:val="32"/>
-        </w:rPr>
-        <w:t xml:space="preserve">hosts website </w:t>
-      </w:r>
-      <w:r>
-        <w:rPr>
-          <w:sz w:val="32"/>
-          <w:szCs w:val="32"/>
-        </w:rPr>
-        <w:t>from GitHub repository</w:t>
+          <w:b/>
+          <w:bCs/>
+          <w:sz w:val="32"/>
+          <w:szCs w:val="32"/>
+        </w:rPr>
+        <w:t xml:space="preserve">     </w:t>
+      </w:r>
+      <w:r>
+        <w:rPr>
+          <w:b/>
+          <w:bCs/>
+          <w:sz w:val="32"/>
+          <w:szCs w:val="32"/>
+        </w:rPr>
+        <w:t>A)</w:t>
+      </w:r>
+      <w:r>
+        <w:rPr>
+          <w:b/>
+          <w:bCs/>
+          <w:sz w:val="32"/>
+          <w:szCs w:val="32"/>
+        </w:rPr>
+        <w:t xml:space="preserve">  </w:t>
+      </w:r>
+      <w:r>
+        <w:rPr>
+          <w:b/>
+          <w:bCs/>
+          <w:sz w:val="32"/>
+          <w:szCs w:val="32"/>
+        </w:rPr>
+        <w:t>Home Page</w:t>
+      </w:r>
+      <w:r>
+        <w:rPr>
+          <w:b/>
+          <w:bCs/>
+          <w:noProof/>
+          <w:sz w:val="32"/>
+          <w:szCs w:val="32"/>
+        </w:rPr>
+        <w:drawing>
+          <wp:inline distT="0" distB="0" distL="0" distR="0" wp14:anchorId="2344AD9A" wp14:editId="43569F5E">
+            <wp:extent cx="6486525" cy="7343775"/>
+            <wp:effectExtent l="0" t="0" r="9525" b="9525"/>
+            <wp:docPr id="1613775012" name="Picture 7"/>
+            <wp:cNvGraphicFramePr>
+              <a:graphicFrameLocks xmlns:a="http://schemas.openxmlformats.org/drawingml/2006/main" noChangeAspect="1"/>
+            </wp:cNvGraphicFramePr>
+            <a:graphic xmlns:a="http://schemas.openxmlformats.org/drawingml/2006/main">
+              <a:graphicData uri="http://schemas.openxmlformats.org/drawingml/2006/picture">
+                <pic:pic xmlns:pic="http://schemas.openxmlformats.org/drawingml/2006/picture">
+                  <pic:nvPicPr>
+                    <pic:cNvPr id="1613775012" name="Picture 1613775012"/>
+                    <pic:cNvPicPr/>
+                  </pic:nvPicPr>
+                  <pic:blipFill>
+                    <a:blip r:embed="rId12">
+                      <a:extLst>
+                        <a:ext uri="{28A0092B-C50C-407E-A947-70E740481C1C}">
+                          <a14:useLocalDpi xmlns:a14="http://schemas.microsoft.com/office/drawing/2010/main" val="0"/>
+                        </a:ext>
+                      </a:extLst>
+                    </a:blip>
+                    <a:stretch>
+                      <a:fillRect/>
+                    </a:stretch>
+                  </pic:blipFill>
+                  <pic:spPr>
+                    <a:xfrm>
+                      <a:off x="0" y="0"/>
+                      <a:ext cx="6486525" cy="7343775"/>
+                    </a:xfrm>
+                    <a:prstGeom prst="rect">
+                      <a:avLst/>
+                    </a:prstGeom>
+                  </pic:spPr>
+                </pic:pic>
+              </a:graphicData>
+            </a:graphic>
+          </wp:inline>
+        </w:drawing>
       </w:r>
     </w:p>
     <w:p>
       <w:pPr>
         <w:pStyle w:val="ListParagraph"/>
         <w:rPr>
-          <w:sz w:val="32"/>
-          <w:szCs w:val="32"/>
-        </w:rPr>
-      </w:pPr>
-    </w:p>
-    <w:p>
-      <w:pPr>
-        <w:pStyle w:val="ListParagraph"/>
-        <w:rPr>
-          <w:sz w:val="32"/>
-          <w:szCs w:val="32"/>
-        </w:rPr>
-      </w:pPr>
-      <w:r>
-        <w:rPr>
-          <w:sz w:val="32"/>
-          <w:szCs w:val="32"/>
-        </w:rPr>
-        <w:t>Graphic tools:</w:t>
-      </w:r>
-    </w:p>
-    <w:p>
-      <w:pPr>
-        <w:pStyle w:val="ListParagraph"/>
-        <w:rPr>
-          <w:sz w:val="32"/>
-          <w:szCs w:val="32"/>
-        </w:rPr>
-      </w:pPr>
-      <w:r>
-        <w:rPr>
-          <w:sz w:val="32"/>
-          <w:szCs w:val="32"/>
-        </w:rPr>
-        <w:t>-GIMP- used to create and edit images</w:t>
-      </w:r>
-      <w:r>
-        <w:rPr>
-          <w:sz w:val="32"/>
-          <w:szCs w:val="32"/>
-        </w:rPr>
-        <w:t xml:space="preserve">, logos and banners which will be used </w:t>
-      </w:r>
-      <w:proofErr w:type="gramStart"/>
-      <w:r>
-        <w:rPr>
-          <w:sz w:val="32"/>
-          <w:szCs w:val="32"/>
-        </w:rPr>
-        <w:t>in</w:t>
-      </w:r>
-      <w:proofErr w:type="gramEnd"/>
-      <w:r>
-        <w:rPr>
-          <w:sz w:val="32"/>
-          <w:szCs w:val="32"/>
-        </w:rPr>
-        <w:t xml:space="preserve"> the website</w:t>
-      </w:r>
-    </w:p>
-    <w:p>
-      <w:pPr>
-        <w:pStyle w:val="ListParagraph"/>
-        <w:rPr>
-          <w:sz w:val="32"/>
-          <w:szCs w:val="32"/>
-        </w:rPr>
-      </w:pPr>
-    </w:p>
-    <w:p>
-      <w:pPr>
-        <w:pStyle w:val="ListParagraph"/>
-        <w:rPr>
-          <w:sz w:val="32"/>
-          <w:szCs w:val="32"/>
-        </w:rPr>
-      </w:pPr>
-      <w:r>
-        <w:rPr>
-          <w:sz w:val="32"/>
-          <w:szCs w:val="32"/>
-        </w:rPr>
-        <w:t>Testing Tools</w:t>
-      </w:r>
-      <w:r>
-        <w:rPr>
-          <w:sz w:val="32"/>
-          <w:szCs w:val="32"/>
-        </w:rPr>
-        <w:t>:</w:t>
-      </w:r>
-    </w:p>
-    <w:p>
-      <w:pPr>
-        <w:pStyle w:val="ListParagraph"/>
-        <w:rPr>
-          <w:sz w:val="32"/>
-          <w:szCs w:val="32"/>
-        </w:rPr>
-      </w:pPr>
-      <w:r>
-        <w:rPr>
-          <w:sz w:val="32"/>
-          <w:szCs w:val="32"/>
-        </w:rPr>
-        <w:t>The following tools will be used to test for website respons</w:t>
-      </w:r>
-      <w:r>
-        <w:rPr>
-          <w:sz w:val="32"/>
-          <w:szCs w:val="32"/>
-        </w:rPr>
-        <w:t xml:space="preserve">iveness, layout consistency and functionality across </w:t>
-      </w:r>
-      <w:r>
-        <w:rPr>
-          <w:sz w:val="32"/>
-          <w:szCs w:val="32"/>
-        </w:rPr>
-        <w:t>different browsers:</w:t>
-      </w:r>
-    </w:p>
-    <w:p>
-      <w:pPr>
-        <w:pStyle w:val="ListParagraph"/>
-        <w:rPr>
-          <w:sz w:val="32"/>
-          <w:szCs w:val="32"/>
-        </w:rPr>
-      </w:pPr>
-      <w:r>
-        <w:rPr>
-          <w:sz w:val="32"/>
-          <w:szCs w:val="32"/>
-        </w:rPr>
-        <w:t>-Google Chrome</w:t>
-      </w:r>
-    </w:p>
-    <w:p>
-      <w:pPr>
-        <w:pStyle w:val="ListParagraph"/>
-        <w:rPr>
-          <w:sz w:val="32"/>
-          <w:szCs w:val="32"/>
-        </w:rPr>
-      </w:pPr>
-      <w:r>
-        <w:rPr>
-          <w:sz w:val="32"/>
-          <w:szCs w:val="32"/>
-        </w:rPr>
-        <w:t>-Microsoft Edge</w:t>
-      </w:r>
-    </w:p>
-    <w:p>
-      <w:pPr>
-        <w:pStyle w:val="ListParagraph"/>
-        <w:rPr>
-          <w:sz w:val="32"/>
-          <w:szCs w:val="32"/>
-        </w:rPr>
-      </w:pPr>
-      <w:r>
-        <w:rPr>
-          <w:sz w:val="32"/>
-          <w:szCs w:val="32"/>
-        </w:rPr>
-        <w:t>-Mozilla Firefox</w:t>
-      </w:r>
-    </w:p>
-    <w:p>
-      <w:pPr>
-        <w:pStyle w:val="ListParagraph"/>
-        <w:rPr>
-          <w:sz w:val="32"/>
-          <w:szCs w:val="32"/>
-        </w:rPr>
-      </w:pPr>
+          <w:b/>
+          <w:bCs/>
+          <w:noProof/>
+          <w:sz w:val="32"/>
+          <w:szCs w:val="32"/>
+        </w:rPr>
+      </w:pPr>
+    </w:p>
+    <w:p>
+      <w:pPr>
+        <w:tabs>
+          <w:tab w:val="left" w:pos="3799"/>
+        </w:tabs>
+      </w:pPr>
+      <w:r>
+        <w:t xml:space="preserve">      </w:t>
+      </w:r>
+      <w:r>
+        <w:rPr>
+          <w:b/>
+          <w:bCs/>
+          <w:sz w:val="32"/>
+          <w:szCs w:val="32"/>
+        </w:rPr>
+        <w:t>B)</w:t>
+      </w:r>
+      <w:r>
+        <w:t xml:space="preserve">  </w:t>
+      </w:r>
+      <w:r>
+        <w:rPr>
+          <w:b/>
+          <w:bCs/>
+          <w:sz w:val="32"/>
+          <w:szCs w:val="32"/>
+        </w:rPr>
+        <w:t>Buy A Car Page</w:t>
+      </w:r>
+    </w:p>
+    <w:p>
+      <w:pPr>
+        <w:tabs>
+          <w:tab w:val="left" w:pos="3799"/>
+        </w:tabs>
+        <w:rPr>
+          <w:b/>
+          <w:bCs/>
+          <w:noProof/>
+          <w:sz w:val="32"/>
+          <w:szCs w:val="32"/>
+        </w:rPr>
+      </w:pPr>
+      <w:r>
+        <w:rPr>
+          <w:b/>
+          <w:bCs/>
+          <w:noProof/>
+          <w:sz w:val="32"/>
+          <w:szCs w:val="32"/>
+        </w:rPr>
+        <w:lastRenderedPageBreak/>
+        <w:drawing>
+          <wp:inline distT="0" distB="0" distL="0" distR="0" wp14:anchorId="0C1919FB" wp14:editId="54CC91C3">
+            <wp:extent cx="6167755" cy="9972040"/>
+            <wp:effectExtent l="0" t="0" r="4445" b="0"/>
+            <wp:docPr id="25725448" name="Picture 8"/>
+            <wp:cNvGraphicFramePr>
+              <a:graphicFrameLocks xmlns:a="http://schemas.openxmlformats.org/drawingml/2006/main" noChangeAspect="1"/>
+            </wp:cNvGraphicFramePr>
+            <a:graphic xmlns:a="http://schemas.openxmlformats.org/drawingml/2006/main">
+              <a:graphicData uri="http://schemas.openxmlformats.org/drawingml/2006/picture">
+                <pic:pic xmlns:pic="http://schemas.openxmlformats.org/drawingml/2006/picture">
+                  <pic:nvPicPr>
+                    <pic:cNvPr id="25725448" name="Picture 25725448"/>
+                    <pic:cNvPicPr/>
+                  </pic:nvPicPr>
+                  <pic:blipFill>
+                    <a:blip r:embed="rId13">
+                      <a:extLst>
+                        <a:ext uri="{28A0092B-C50C-407E-A947-70E740481C1C}">
+                          <a14:useLocalDpi xmlns:a14="http://schemas.microsoft.com/office/drawing/2010/main" val="0"/>
+                        </a:ext>
+                      </a:extLst>
+                    </a:blip>
+                    <a:stretch>
+                      <a:fillRect/>
+                    </a:stretch>
+                  </pic:blipFill>
+                  <pic:spPr>
+                    <a:xfrm>
+                      <a:off x="0" y="0"/>
+                      <a:ext cx="6167755" cy="9972040"/>
+                    </a:xfrm>
+                    <a:prstGeom prst="rect">
+                      <a:avLst/>
+                    </a:prstGeom>
+                  </pic:spPr>
+                </pic:pic>
+              </a:graphicData>
+            </a:graphic>
+          </wp:inline>
+        </w:drawing>
+      </w:r>
     </w:p>
     <w:p>
       <w:pPr>
@@ -2661,16 +3110,416 @@
           <w:tab w:val="left" w:pos="1255"/>
         </w:tabs>
         <w:rPr>
-          <w:sz w:val="32"/>
-          <w:szCs w:val="32"/>
-        </w:rPr>
-      </w:pPr>
-      <w:r>
-        <w:rPr>
-          <w:sz w:val="32"/>
-          <w:szCs w:val="32"/>
-        </w:rPr>
+          <w:b/>
+          <w:bCs/>
+          <w:noProof/>
+          <w:sz w:val="32"/>
+          <w:szCs w:val="32"/>
+        </w:rPr>
+      </w:pPr>
+      <w:r>
+        <w:rPr>
+          <w:b/>
+          <w:bCs/>
+          <w:sz w:val="32"/>
+          <w:szCs w:val="32"/>
+        </w:rPr>
+        <w:lastRenderedPageBreak/>
+        <w:t>C) Sell Pag</w:t>
+      </w:r>
+      <w:r>
+        <w:rPr>
+          <w:b/>
+          <w:bCs/>
+          <w:sz w:val="32"/>
+          <w:szCs w:val="32"/>
+        </w:rPr>
+        <w:t>e</w:t>
+      </w:r>
+      <w:r>
+        <w:rPr>
+          <w:b/>
+          <w:bCs/>
+          <w:noProof/>
+          <w:sz w:val="32"/>
+          <w:szCs w:val="32"/>
+        </w:rPr>
+        <w:drawing>
+          <wp:inline distT="0" distB="0" distL="0" distR="0" wp14:anchorId="110A2CC6" wp14:editId="54789ABA">
+            <wp:extent cx="6486525" cy="7924800"/>
+            <wp:effectExtent l="0" t="0" r="9525" b="0"/>
+            <wp:docPr id="2123942046" name="Picture 15"/>
+            <wp:cNvGraphicFramePr>
+              <a:graphicFrameLocks xmlns:a="http://schemas.openxmlformats.org/drawingml/2006/main" noChangeAspect="1"/>
+            </wp:cNvGraphicFramePr>
+            <a:graphic xmlns:a="http://schemas.openxmlformats.org/drawingml/2006/main">
+              <a:graphicData uri="http://schemas.openxmlformats.org/drawingml/2006/picture">
+                <pic:pic xmlns:pic="http://schemas.openxmlformats.org/drawingml/2006/picture">
+                  <pic:nvPicPr>
+                    <pic:cNvPr id="2123942046" name="Picture 2123942046"/>
+                    <pic:cNvPicPr/>
+                  </pic:nvPicPr>
+                  <pic:blipFill>
+                    <a:blip r:embed="rId14">
+                      <a:extLst>
+                        <a:ext uri="{28A0092B-C50C-407E-A947-70E740481C1C}">
+                          <a14:useLocalDpi xmlns:a14="http://schemas.microsoft.com/office/drawing/2010/main" val="0"/>
+                        </a:ext>
+                      </a:extLst>
+                    </a:blip>
+                    <a:stretch>
+                      <a:fillRect/>
+                    </a:stretch>
+                  </pic:blipFill>
+                  <pic:spPr>
+                    <a:xfrm>
+                      <a:off x="0" y="0"/>
+                      <a:ext cx="6486525" cy="7924800"/>
+                    </a:xfrm>
+                    <a:prstGeom prst="rect">
+                      <a:avLst/>
+                    </a:prstGeom>
+                  </pic:spPr>
+                </pic:pic>
+              </a:graphicData>
+            </a:graphic>
+          </wp:inline>
+        </w:drawing>
+      </w:r>
+    </w:p>
+    <w:p>
+      <w:pPr>
+        <w:rPr>
+          <w:b/>
+          <w:bCs/>
+          <w:noProof/>
+          <w:sz w:val="32"/>
+          <w:szCs w:val="32"/>
+        </w:rPr>
+      </w:pPr>
+    </w:p>
+    <w:p>
+      <w:pPr>
+        <w:rPr>
+          <w:sz w:val="32"/>
+          <w:szCs w:val="32"/>
+        </w:rPr>
+      </w:pPr>
+      <w:r>
+        <w:rPr>
+          <w:b/>
+          <w:bCs/>
+          <w:noProof/>
+          <w:sz w:val="32"/>
+          <w:szCs w:val="32"/>
+        </w:rPr>
+        <w:t>D) Accessories</w:t>
+      </w:r>
+    </w:p>
+    <w:p>
+      <w:pPr>
+        <w:rPr>
+          <w:sz w:val="32"/>
+          <w:szCs w:val="32"/>
+        </w:rPr>
+      </w:pPr>
+      <w:r>
+        <w:rPr>
+          <w:noProof/>
+          <w:sz w:val="32"/>
+          <w:szCs w:val="32"/>
+        </w:rPr>
+        <w:lastRenderedPageBreak/>
+        <w:drawing>
+          <wp:inline distT="0" distB="0" distL="0" distR="0" wp14:anchorId="2039063F" wp14:editId="24CB995F">
+            <wp:extent cx="6224270" cy="9972040"/>
+            <wp:effectExtent l="0" t="0" r="5080" b="0"/>
+            <wp:docPr id="525371632" name="Picture 10"/>
+            <wp:cNvGraphicFramePr>
+              <a:graphicFrameLocks xmlns:a="http://schemas.openxmlformats.org/drawingml/2006/main" noChangeAspect="1"/>
+            </wp:cNvGraphicFramePr>
+            <a:graphic xmlns:a="http://schemas.openxmlformats.org/drawingml/2006/main">
+              <a:graphicData uri="http://schemas.openxmlformats.org/drawingml/2006/picture">
+                <pic:pic xmlns:pic="http://schemas.openxmlformats.org/drawingml/2006/picture">
+                  <pic:nvPicPr>
+                    <pic:cNvPr id="525371632" name="Picture 525371632"/>
+                    <pic:cNvPicPr/>
+                  </pic:nvPicPr>
+                  <pic:blipFill>
+                    <a:blip r:embed="rId15">
+                      <a:extLst>
+                        <a:ext uri="{28A0092B-C50C-407E-A947-70E740481C1C}">
+                          <a14:useLocalDpi xmlns:a14="http://schemas.microsoft.com/office/drawing/2010/main" val="0"/>
+                        </a:ext>
+                      </a:extLst>
+                    </a:blip>
+                    <a:stretch>
+                      <a:fillRect/>
+                    </a:stretch>
+                  </pic:blipFill>
+                  <pic:spPr>
+                    <a:xfrm>
+                      <a:off x="0" y="0"/>
+                      <a:ext cx="6224270" cy="9972040"/>
+                    </a:xfrm>
+                    <a:prstGeom prst="rect">
+                      <a:avLst/>
+                    </a:prstGeom>
+                  </pic:spPr>
+                </pic:pic>
+              </a:graphicData>
+            </a:graphic>
+          </wp:inline>
+        </w:drawing>
+      </w:r>
+    </w:p>
+    <w:p>
+      <w:pPr>
+        <w:rPr>
+          <w:b/>
+          <w:bCs/>
+          <w:noProof/>
+          <w:sz w:val="32"/>
+          <w:szCs w:val="32"/>
+        </w:rPr>
+      </w:pPr>
+      <w:r>
+        <w:rPr>
+          <w:b/>
+          <w:bCs/>
+          <w:sz w:val="32"/>
+          <w:szCs w:val="32"/>
+        </w:rPr>
+        <w:lastRenderedPageBreak/>
+        <w:t>E) Spare Parts Page</w:t>
+      </w:r>
+      <w:r>
+        <w:rPr>
+          <w:b/>
+          <w:bCs/>
+          <w:noProof/>
+          <w:sz w:val="32"/>
+          <w:szCs w:val="32"/>
+        </w:rPr>
+        <w:lastRenderedPageBreak/>
+        <w:drawing>
+          <wp:inline distT="0" distB="0" distL="0" distR="0" wp14:anchorId="37A2629F" wp14:editId="798B9426">
+            <wp:extent cx="6224270" cy="9972040"/>
+            <wp:effectExtent l="0" t="0" r="5080" b="0"/>
+            <wp:docPr id="332277097" name="Picture 12"/>
+            <wp:cNvGraphicFramePr>
+              <a:graphicFrameLocks xmlns:a="http://schemas.openxmlformats.org/drawingml/2006/main" noChangeAspect="1"/>
+            </wp:cNvGraphicFramePr>
+            <a:graphic xmlns:a="http://schemas.openxmlformats.org/drawingml/2006/main">
+              <a:graphicData uri="http://schemas.openxmlformats.org/drawingml/2006/picture">
+                <pic:pic xmlns:pic="http://schemas.openxmlformats.org/drawingml/2006/picture">
+                  <pic:nvPicPr>
+                    <pic:cNvPr id="332277097" name="Picture 332277097"/>
+                    <pic:cNvPicPr/>
+                  </pic:nvPicPr>
+                  <pic:blipFill>
+                    <a:blip r:embed="rId16">
+                      <a:extLst>
+                        <a:ext uri="{28A0092B-C50C-407E-A947-70E740481C1C}">
+                          <a14:useLocalDpi xmlns:a14="http://schemas.microsoft.com/office/drawing/2010/main" val="0"/>
+                        </a:ext>
+                      </a:extLst>
+                    </a:blip>
+                    <a:stretch>
+                      <a:fillRect/>
+                    </a:stretch>
+                  </pic:blipFill>
+                  <pic:spPr>
+                    <a:xfrm>
+                      <a:off x="0" y="0"/>
+                      <a:ext cx="6224270" cy="9972040"/>
+                    </a:xfrm>
+                    <a:prstGeom prst="rect">
+                      <a:avLst/>
+                    </a:prstGeom>
+                  </pic:spPr>
+                </pic:pic>
+              </a:graphicData>
+            </a:graphic>
+          </wp:inline>
+        </w:drawing>
+      </w:r>
+    </w:p>
+    <w:p>
+      <w:pPr>
+        <w:tabs>
+          <w:tab w:val="left" w:pos="1961"/>
+        </w:tabs>
+        <w:rPr>
+          <w:sz w:val="32"/>
+          <w:szCs w:val="32"/>
+        </w:rPr>
+      </w:pPr>
+      <w:r>
+        <w:rPr>
+          <w:sz w:val="32"/>
+          <w:szCs w:val="32"/>
+        </w:rPr>
+        <w:lastRenderedPageBreak/>
         <w:tab/>
+      </w:r>
+    </w:p>
+    <w:p>
+      <w:pPr>
+        <w:tabs>
+          <w:tab w:val="left" w:pos="1961"/>
+        </w:tabs>
+        <w:rPr>
+          <w:b/>
+          <w:bCs/>
+          <w:sz w:val="32"/>
+          <w:szCs w:val="32"/>
+        </w:rPr>
+      </w:pPr>
+      <w:r>
+        <w:rPr>
+          <w:b/>
+          <w:bCs/>
+          <w:sz w:val="32"/>
+          <w:szCs w:val="32"/>
+        </w:rPr>
+        <w:t>E) Feedback Page</w:t>
+      </w:r>
+      <w:r>
+        <w:rPr>
+          <w:b/>
+          <w:bCs/>
+          <w:noProof/>
+          <w:sz w:val="32"/>
+          <w:szCs w:val="32"/>
+        </w:rPr>
+        <w:drawing>
+          <wp:inline distT="0" distB="0" distL="0" distR="0" wp14:anchorId="632C7282" wp14:editId="530EBDA4">
+            <wp:extent cx="6496050" cy="6696075"/>
+            <wp:effectExtent l="0" t="0" r="0" b="9525"/>
+            <wp:docPr id="1317312647" name="Picture 13"/>
+            <wp:cNvGraphicFramePr>
+              <a:graphicFrameLocks xmlns:a="http://schemas.openxmlformats.org/drawingml/2006/main" noChangeAspect="1"/>
+            </wp:cNvGraphicFramePr>
+            <a:graphic xmlns:a="http://schemas.openxmlformats.org/drawingml/2006/main">
+              <a:graphicData uri="http://schemas.openxmlformats.org/drawingml/2006/picture">
+                <pic:pic xmlns:pic="http://schemas.openxmlformats.org/drawingml/2006/picture">
+                  <pic:nvPicPr>
+                    <pic:cNvPr id="1317312647" name="Picture 1317312647"/>
+                    <pic:cNvPicPr/>
+                  </pic:nvPicPr>
+                  <pic:blipFill>
+                    <a:blip r:embed="rId17">
+                      <a:extLst>
+                        <a:ext uri="{28A0092B-C50C-407E-A947-70E740481C1C}">
+                          <a14:useLocalDpi xmlns:a14="http://schemas.microsoft.com/office/drawing/2010/main" val="0"/>
+                        </a:ext>
+                      </a:extLst>
+                    </a:blip>
+                    <a:stretch>
+                      <a:fillRect/>
+                    </a:stretch>
+                  </pic:blipFill>
+                  <pic:spPr>
+                    <a:xfrm>
+                      <a:off x="0" y="0"/>
+                      <a:ext cx="6496050" cy="6696075"/>
+                    </a:xfrm>
+                    <a:prstGeom prst="rect">
+                      <a:avLst/>
+                    </a:prstGeom>
+                  </pic:spPr>
+                </pic:pic>
+              </a:graphicData>
+            </a:graphic>
+          </wp:inline>
+        </w:drawing>
+      </w:r>
+    </w:p>
+    <w:p>
+      <w:pPr>
+        <w:tabs>
+          <w:tab w:val="left" w:pos="1961"/>
+        </w:tabs>
+        <w:rPr>
+          <w:b/>
+          <w:bCs/>
+          <w:sz w:val="32"/>
+          <w:szCs w:val="32"/>
+        </w:rPr>
+      </w:pPr>
+    </w:p>
+    <w:p>
+      <w:pPr>
+        <w:tabs>
+          <w:tab w:val="left" w:pos="1961"/>
+        </w:tabs>
+        <w:rPr>
+          <w:b/>
+          <w:bCs/>
+          <w:sz w:val="32"/>
+          <w:szCs w:val="32"/>
+        </w:rPr>
+      </w:pPr>
+      <w:r>
+        <w:rPr>
+          <w:b/>
+          <w:bCs/>
+          <w:sz w:val="32"/>
+          <w:szCs w:val="32"/>
+        </w:rPr>
+        <w:lastRenderedPageBreak/>
+        <w:t>F) Login Page</w:t>
+      </w:r>
+      <w:r>
+        <w:rPr>
+          <w:b/>
+          <w:bCs/>
+          <w:noProof/>
+          <w:sz w:val="32"/>
+          <w:szCs w:val="32"/>
+        </w:rPr>
+        <w:drawing>
+          <wp:inline distT="0" distB="0" distL="0" distR="0" wp14:anchorId="4EAEE49F" wp14:editId="218CC8DD">
+            <wp:extent cx="6486525" cy="6696075"/>
+            <wp:effectExtent l="0" t="0" r="9525" b="9525"/>
+            <wp:docPr id="77445734" name="Picture 16"/>
+            <wp:cNvGraphicFramePr>
+              <a:graphicFrameLocks xmlns:a="http://schemas.openxmlformats.org/drawingml/2006/main" noChangeAspect="1"/>
+            </wp:cNvGraphicFramePr>
+            <a:graphic xmlns:a="http://schemas.openxmlformats.org/drawingml/2006/main">
+              <a:graphicData uri="http://schemas.openxmlformats.org/drawingml/2006/picture">
+                <pic:pic xmlns:pic="http://schemas.openxmlformats.org/drawingml/2006/picture">
+                  <pic:nvPicPr>
+                    <pic:cNvPr id="77445734" name="Picture 77445734"/>
+                    <pic:cNvPicPr/>
+                  </pic:nvPicPr>
+                  <pic:blipFill>
+                    <a:blip r:embed="rId18">
+                      <a:extLst>
+                        <a:ext uri="{28A0092B-C50C-407E-A947-70E740481C1C}">
+                          <a14:useLocalDpi xmlns:a14="http://schemas.microsoft.com/office/drawing/2010/main" val="0"/>
+                        </a:ext>
+                      </a:extLst>
+                    </a:blip>
+                    <a:stretch>
+                      <a:fillRect/>
+                    </a:stretch>
+                  </pic:blipFill>
+                  <pic:spPr>
+                    <a:xfrm>
+                      <a:off x="0" y="0"/>
+                      <a:ext cx="6486525" cy="6696075"/>
+                    </a:xfrm>
+                    <a:prstGeom prst="rect">
+                      <a:avLst/>
+                    </a:prstGeom>
+                  </pic:spPr>
+                </pic:pic>
+              </a:graphicData>
+            </a:graphic>
+          </wp:inline>
+        </w:drawing>
       </w:r>
     </w:p>
     <w:sectPr>
@@ -5079,6 +5928,87 @@
         </a:p>
       </dgm:t>
     </dgm:pt>
+    <dgm:pt modelId="{5D3A2F40-9145-4426-9358-04D409954C73}">
+      <dgm:prSet custT="1"/>
+      <dgm:spPr/>
+      <dgm:t>
+        <a:bodyPr/>
+        <a:lstStyle/>
+        <a:p>
+          <a:r>
+            <a:rPr lang="en-US" sz="1200"/>
+            <a:t>Login(login.html)</a:t>
+          </a:r>
+          <a:endParaRPr lang="en-BW" sz="1200"/>
+        </a:p>
+      </dgm:t>
+    </dgm:pt>
+    <dgm:pt modelId="{6E3C7054-80EF-48DF-83D2-78DCBDB47CB5}" type="parTrans" cxnId="{E0B91090-A5BA-4B94-9D62-F4EC9DC5F53C}">
+      <dgm:prSet/>
+      <dgm:spPr/>
+      <dgm:t>
+        <a:bodyPr/>
+        <a:lstStyle/>
+        <a:p>
+          <a:endParaRPr lang="en-BW"/>
+        </a:p>
+      </dgm:t>
+    </dgm:pt>
+    <dgm:pt modelId="{9361BBB3-E98F-4114-BD0A-ADAAA5C5BF2F}" type="sibTrans" cxnId="{E0B91090-A5BA-4B94-9D62-F4EC9DC5F53C}">
+      <dgm:prSet/>
+      <dgm:spPr/>
+      <dgm:t>
+        <a:bodyPr/>
+        <a:lstStyle/>
+        <a:p>
+          <a:endParaRPr lang="en-BW"/>
+        </a:p>
+      </dgm:t>
+    </dgm:pt>
+    <dgm:pt modelId="{49A6995F-41F8-43DD-8962-EA0DE9FFB738}">
+      <dgm:prSet custT="1"/>
+      <dgm:spPr/>
+      <dgm:t>
+        <a:bodyPr/>
+        <a:lstStyle/>
+        <a:p>
+          <a:r>
+            <a:rPr lang="en-US" sz="1100"/>
+            <a:t>-Email</a:t>
+          </a:r>
+          <a:br>
+            <a:rPr lang="en-US" sz="1100"/>
+          </a:br>
+          <a:r>
+            <a:rPr lang="en-US" sz="1100"/>
+            <a:t>-Password</a:t>
+          </a:r>
+          <a:endParaRPr lang="en-BW" sz="1100"/>
+        </a:p>
+      </dgm:t>
+    </dgm:pt>
+    <dgm:pt modelId="{D90F1315-2E4D-4F73-AE16-8FBCB5BE3738}" type="parTrans" cxnId="{40FE7A53-7000-4095-9D0F-DBFD42ADC1FF}">
+      <dgm:prSet/>
+      <dgm:spPr/>
+      <dgm:t>
+        <a:bodyPr/>
+        <a:lstStyle/>
+        <a:p>
+          <a:endParaRPr lang="en-BW"/>
+        </a:p>
+      </dgm:t>
+    </dgm:pt>
+    <dgm:pt modelId="{F1470F92-8AEE-44AF-86E7-D9DFC2218ECB}" type="sibTrans" cxnId="{40FE7A53-7000-4095-9D0F-DBFD42ADC1FF}">
+      <dgm:prSet/>
+      <dgm:spPr/>
+      <dgm:t>
+        <a:bodyPr/>
+        <a:lstStyle/>
+        <a:p>
+          <a:endParaRPr lang="en-BW"/>
+        </a:p>
+      </dgm:t>
+    </dgm:pt>
     <dgm:pt modelId="{B6B26324-E4FF-4873-BB78-BE927761CBC9}" type="pres">
       <dgm:prSet presAssocID="{2B0AACF9-6759-45E5-BC57-975DE14A23BD}" presName="hierChild1" presStyleCnt="0">
         <dgm:presLayoutVars>
@@ -5105,7 +6035,7 @@
       <dgm:spPr/>
     </dgm:pt>
     <dgm:pt modelId="{858E97DA-833A-4E50-AE8F-AB1235CAE7DB}" type="pres">
-      <dgm:prSet presAssocID="{8CC7BA54-FC98-462F-9EAB-7F2CFDACFA40}" presName="rootText1" presStyleLbl="node0" presStyleIdx="0" presStyleCnt="1">
+      <dgm:prSet presAssocID="{8CC7BA54-FC98-462F-9EAB-7F2CFDACFA40}" presName="rootText1" presStyleLbl="node0" presStyleIdx="0" presStyleCnt="1" custScaleY="113923">
         <dgm:presLayoutVars>
           <dgm:chPref val="3"/>
         </dgm:presLayoutVars>
@@ -5121,7 +6051,7 @@
       <dgm:spPr/>
     </dgm:pt>
     <dgm:pt modelId="{846432F6-6833-476D-BCB3-AB0D621994E9}" type="pres">
-      <dgm:prSet presAssocID="{F7507902-14A9-40A5-B516-C606310897B1}" presName="Name37" presStyleLbl="parChTrans1D2" presStyleIdx="0" presStyleCnt="5"/>
+      <dgm:prSet presAssocID="{F7507902-14A9-40A5-B516-C606310897B1}" presName="Name37" presStyleLbl="parChTrans1D2" presStyleIdx="0" presStyleCnt="6"/>
       <dgm:spPr/>
     </dgm:pt>
     <dgm:pt modelId="{A4A96843-A335-4871-BBBA-762BF09A354F}" type="pres">
@@ -5137,7 +6067,7 @@
       <dgm:spPr/>
     </dgm:pt>
     <dgm:pt modelId="{A10F4026-A53B-472C-A549-5873C21D6E5A}" type="pres">
-      <dgm:prSet presAssocID="{2108CEFF-D508-4EA0-96B7-1587D5555C32}" presName="rootText" presStyleLbl="node2" presStyleIdx="0" presStyleCnt="5" custScaleX="114289">
+      <dgm:prSet presAssocID="{2108CEFF-D508-4EA0-96B7-1587D5555C32}" presName="rootText" presStyleLbl="node2" presStyleIdx="0" presStyleCnt="6" custScaleX="114289" custScaleY="116077">
         <dgm:presLayoutVars>
           <dgm:chPref val="3"/>
         </dgm:presLayoutVars>
@@ -5145,7 +6075,7 @@
       <dgm:spPr/>
     </dgm:pt>
     <dgm:pt modelId="{3A8D56EE-3029-4A6B-931D-51A65F8A99B6}" type="pres">
-      <dgm:prSet presAssocID="{2108CEFF-D508-4EA0-96B7-1587D5555C32}" presName="rootConnector" presStyleLbl="node2" presStyleIdx="0" presStyleCnt="5"/>
+      <dgm:prSet presAssocID="{2108CEFF-D508-4EA0-96B7-1587D5555C32}" presName="rootConnector" presStyleLbl="node2" presStyleIdx="0" presStyleCnt="6"/>
       <dgm:spPr/>
     </dgm:pt>
     <dgm:pt modelId="{7360C2C1-2F5A-4BB5-85F1-A811F5B77ACF}" type="pres">
@@ -5153,7 +6083,7 @@
       <dgm:spPr/>
     </dgm:pt>
     <dgm:pt modelId="{B1231511-51D5-4FB4-989A-E08C7853B026}" type="pres">
-      <dgm:prSet presAssocID="{733C7EB7-6C00-4479-8ADB-3BF2D77909E5}" presName="Name37" presStyleLbl="parChTrans1D3" presStyleIdx="0" presStyleCnt="5"/>
+      <dgm:prSet presAssocID="{733C7EB7-6C00-4479-8ADB-3BF2D77909E5}" presName="Name37" presStyleLbl="parChTrans1D3" presStyleIdx="0" presStyleCnt="6"/>
       <dgm:spPr/>
     </dgm:pt>
     <dgm:pt modelId="{5934A78F-534D-4DE6-8802-7001C85CD290}" type="pres">
@@ -5169,7 +6099,7 @@
       <dgm:spPr/>
     </dgm:pt>
     <dgm:pt modelId="{08B23CB7-1AD2-414A-88CF-F64F222329FF}" type="pres">
-      <dgm:prSet presAssocID="{8829D38E-1F78-4454-A129-ECE248BA99E4}" presName="rootText" presStyleLbl="node3" presStyleIdx="0" presStyleCnt="5" custScaleY="175445" custLinFactNeighborX="3615">
+      <dgm:prSet presAssocID="{8829D38E-1F78-4454-A129-ECE248BA99E4}" presName="rootText" presStyleLbl="node3" presStyleIdx="0" presStyleCnt="6" custScaleY="292243" custLinFactNeighborX="3615">
         <dgm:presLayoutVars>
           <dgm:chPref val="3"/>
         </dgm:presLayoutVars>
@@ -5177,7 +6107,7 @@
       <dgm:spPr/>
     </dgm:pt>
     <dgm:pt modelId="{AB1D32C2-27A3-47C0-8782-B779A59D758D}" type="pres">
-      <dgm:prSet presAssocID="{8829D38E-1F78-4454-A129-ECE248BA99E4}" presName="rootConnector" presStyleLbl="node3" presStyleIdx="0" presStyleCnt="5"/>
+      <dgm:prSet presAssocID="{8829D38E-1F78-4454-A129-ECE248BA99E4}" presName="rootConnector" presStyleLbl="node3" presStyleIdx="0" presStyleCnt="6"/>
       <dgm:spPr/>
     </dgm:pt>
     <dgm:pt modelId="{34B36F52-5841-49AF-B57E-D61B656BE574}" type="pres">
@@ -5193,7 +6123,7 @@
       <dgm:spPr/>
     </dgm:pt>
     <dgm:pt modelId="{35B2CE7B-C96B-4EB6-AE8F-1394DAA91EE1}" type="pres">
-      <dgm:prSet presAssocID="{E6022307-4002-462A-BEE3-4DA67C980D65}" presName="Name37" presStyleLbl="parChTrans1D2" presStyleIdx="1" presStyleCnt="5"/>
+      <dgm:prSet presAssocID="{E6022307-4002-462A-BEE3-4DA67C980D65}" presName="Name37" presStyleLbl="parChTrans1D2" presStyleIdx="1" presStyleCnt="6"/>
       <dgm:spPr/>
     </dgm:pt>
     <dgm:pt modelId="{09975DB4-35A5-4E23-831B-750138A8F8B2}" type="pres">
@@ -5209,7 +6139,7 @@
       <dgm:spPr/>
     </dgm:pt>
     <dgm:pt modelId="{CF6D3C37-099A-4EFC-8171-93AF351A8A92}" type="pres">
-      <dgm:prSet presAssocID="{98A639C8-9783-4E88-8DCE-8DB8CFD2F21D}" presName="rootText" presStyleLbl="node2" presStyleIdx="1" presStyleCnt="5" custScaleX="118829">
+      <dgm:prSet presAssocID="{98A639C8-9783-4E88-8DCE-8DB8CFD2F21D}" presName="rootText" presStyleLbl="node2" presStyleIdx="1" presStyleCnt="6" custScaleX="118829" custScaleY="112936">
         <dgm:presLayoutVars>
           <dgm:chPref val="3"/>
         </dgm:presLayoutVars>
@@ -5217,7 +6147,7 @@
       <dgm:spPr/>
     </dgm:pt>
     <dgm:pt modelId="{F4E1689A-8B8C-4AC9-8D95-37FA0F4DACC1}" type="pres">
-      <dgm:prSet presAssocID="{98A639C8-9783-4E88-8DCE-8DB8CFD2F21D}" presName="rootConnector" presStyleLbl="node2" presStyleIdx="1" presStyleCnt="5"/>
+      <dgm:prSet presAssocID="{98A639C8-9783-4E88-8DCE-8DB8CFD2F21D}" presName="rootConnector" presStyleLbl="node2" presStyleIdx="1" presStyleCnt="6"/>
       <dgm:spPr/>
     </dgm:pt>
     <dgm:pt modelId="{77447F36-81C5-4BF6-953A-1DAE60C55AF2}" type="pres">
@@ -5225,7 +6155,7 @@
       <dgm:spPr/>
     </dgm:pt>
     <dgm:pt modelId="{6564C55B-993A-4D8A-9D6F-23043CADAA8E}" type="pres">
-      <dgm:prSet presAssocID="{B97F81C4-142B-44F5-BB87-D110DEFB45FA}" presName="Name37" presStyleLbl="parChTrans1D3" presStyleIdx="1" presStyleCnt="5"/>
+      <dgm:prSet presAssocID="{B97F81C4-142B-44F5-BB87-D110DEFB45FA}" presName="Name37" presStyleLbl="parChTrans1D3" presStyleIdx="1" presStyleCnt="6"/>
       <dgm:spPr/>
     </dgm:pt>
     <dgm:pt modelId="{DC57BEEA-DB0A-4873-8A18-F45A93E6F44D}" type="pres">
@@ -5241,7 +6171,7 @@
       <dgm:spPr/>
     </dgm:pt>
     <dgm:pt modelId="{3F03E86D-1C18-44E9-A38E-789C997C71C9}" type="pres">
-      <dgm:prSet presAssocID="{A9896908-1EE5-42D1-A40A-C1A49137AA98}" presName="rootText" presStyleLbl="node3" presStyleIdx="1" presStyleCnt="5" custScaleY="175237">
+      <dgm:prSet presAssocID="{A9896908-1EE5-42D1-A40A-C1A49137AA98}" presName="rootText" presStyleLbl="node3" presStyleIdx="1" presStyleCnt="6" custScaleY="278522">
         <dgm:presLayoutVars>
           <dgm:chPref val="3"/>
         </dgm:presLayoutVars>
@@ -5249,7 +6179,7 @@
       <dgm:spPr/>
     </dgm:pt>
     <dgm:pt modelId="{D8FC645B-E62F-4751-B543-894C58AB1C91}" type="pres">
-      <dgm:prSet presAssocID="{A9896908-1EE5-42D1-A40A-C1A49137AA98}" presName="rootConnector" presStyleLbl="node3" presStyleIdx="1" presStyleCnt="5"/>
+      <dgm:prSet presAssocID="{A9896908-1EE5-42D1-A40A-C1A49137AA98}" presName="rootConnector" presStyleLbl="node3" presStyleIdx="1" presStyleCnt="6"/>
       <dgm:spPr/>
     </dgm:pt>
     <dgm:pt modelId="{A65DE4EB-0790-49BB-A83B-953321BFF94C}" type="pres">
@@ -5265,7 +6195,7 @@
       <dgm:spPr/>
     </dgm:pt>
     <dgm:pt modelId="{E80E7EB2-DE0E-4865-AFDC-878BCA38D60F}" type="pres">
-      <dgm:prSet presAssocID="{C7A33148-10BB-42D7-BFA4-667CBFEBB962}" presName="Name37" presStyleLbl="parChTrans1D2" presStyleIdx="2" presStyleCnt="5"/>
+      <dgm:prSet presAssocID="{C7A33148-10BB-42D7-BFA4-667CBFEBB962}" presName="Name37" presStyleLbl="parChTrans1D2" presStyleIdx="2" presStyleCnt="6"/>
       <dgm:spPr/>
     </dgm:pt>
     <dgm:pt modelId="{A73DD3BF-4E32-4CF8-A688-FFA3EBB739E6}" type="pres">
@@ -5281,7 +6211,7 @@
       <dgm:spPr/>
     </dgm:pt>
     <dgm:pt modelId="{D772864F-C9F7-4DC9-9C3A-7F1C191572B4}" type="pres">
-      <dgm:prSet presAssocID="{6C57B1AA-AE12-49A0-97F2-024C01417276}" presName="rootText" presStyleLbl="node2" presStyleIdx="2" presStyleCnt="5" custScaleX="129140">
+      <dgm:prSet presAssocID="{6C57B1AA-AE12-49A0-97F2-024C01417276}" presName="rootText" presStyleLbl="node2" presStyleIdx="2" presStyleCnt="6" custScaleX="129140" custScaleY="119291">
         <dgm:presLayoutVars>
           <dgm:chPref val="3"/>
         </dgm:presLayoutVars>
@@ -5289,7 +6219,7 @@
       <dgm:spPr/>
     </dgm:pt>
     <dgm:pt modelId="{37C38950-9DE1-4BA2-AB5A-23BB13EA5574}" type="pres">
-      <dgm:prSet presAssocID="{6C57B1AA-AE12-49A0-97F2-024C01417276}" presName="rootConnector" presStyleLbl="node2" presStyleIdx="2" presStyleCnt="5"/>
+      <dgm:prSet presAssocID="{6C57B1AA-AE12-49A0-97F2-024C01417276}" presName="rootConnector" presStyleLbl="node2" presStyleIdx="2" presStyleCnt="6"/>
       <dgm:spPr/>
     </dgm:pt>
     <dgm:pt modelId="{B656E21A-9190-4A8C-942E-03D117E2C43A}" type="pres">
@@ -5297,7 +6227,7 @@
       <dgm:spPr/>
     </dgm:pt>
     <dgm:pt modelId="{705AD46B-CA03-4D10-8982-6D8BF4CB74E2}" type="pres">
-      <dgm:prSet presAssocID="{68BBAD82-850B-4820-BA3A-56D6F5111E5D}" presName="Name37" presStyleLbl="parChTrans1D3" presStyleIdx="2" presStyleCnt="5"/>
+      <dgm:prSet presAssocID="{68BBAD82-850B-4820-BA3A-56D6F5111E5D}" presName="Name37" presStyleLbl="parChTrans1D3" presStyleIdx="2" presStyleCnt="6"/>
       <dgm:spPr/>
     </dgm:pt>
     <dgm:pt modelId="{0E210AE9-EF83-4AB8-8828-73734C45A1BD}" type="pres">
@@ -5313,7 +6243,7 @@
       <dgm:spPr/>
     </dgm:pt>
     <dgm:pt modelId="{310DC816-06B3-41A8-AD53-F22A8BC32935}" type="pres">
-      <dgm:prSet presAssocID="{992104BB-3F9C-43BB-8197-9EB911525438}" presName="rootText" presStyleLbl="node3" presStyleIdx="2" presStyleCnt="5" custScaleX="94223" custScaleY="175237" custLinFactNeighborX="5423" custLinFactNeighborY="-1807">
+      <dgm:prSet presAssocID="{992104BB-3F9C-43BB-8197-9EB911525438}" presName="rootText" presStyleLbl="node3" presStyleIdx="2" presStyleCnt="6" custScaleX="106116" custScaleY="288208" custLinFactNeighborX="5423" custLinFactNeighborY="-1807">
         <dgm:presLayoutVars>
           <dgm:chPref val="3"/>
         </dgm:presLayoutVars>
@@ -5321,7 +6251,7 @@
       <dgm:spPr/>
     </dgm:pt>
     <dgm:pt modelId="{D00AA75D-6BB2-414A-ABAE-4C4FD67161A0}" type="pres">
-      <dgm:prSet presAssocID="{992104BB-3F9C-43BB-8197-9EB911525438}" presName="rootConnector" presStyleLbl="node3" presStyleIdx="2" presStyleCnt="5"/>
+      <dgm:prSet presAssocID="{992104BB-3F9C-43BB-8197-9EB911525438}" presName="rootConnector" presStyleLbl="node3" presStyleIdx="2" presStyleCnt="6"/>
       <dgm:spPr/>
     </dgm:pt>
     <dgm:pt modelId="{161AEBAA-AEB3-4021-A77C-7DC94F91D5AD}" type="pres">
@@ -5337,7 +6267,7 @@
       <dgm:spPr/>
     </dgm:pt>
     <dgm:pt modelId="{9ABB1F75-0D27-4A3A-A54B-95EE00E3A5BB}" type="pres">
-      <dgm:prSet presAssocID="{F48581EE-8BAB-4E35-8C4C-61CD8BFEBD16}" presName="Name37" presStyleLbl="parChTrans1D2" presStyleIdx="3" presStyleCnt="5"/>
+      <dgm:prSet presAssocID="{F48581EE-8BAB-4E35-8C4C-61CD8BFEBD16}" presName="Name37" presStyleLbl="parChTrans1D2" presStyleIdx="3" presStyleCnt="6"/>
       <dgm:spPr/>
     </dgm:pt>
     <dgm:pt modelId="{9C071893-6ABE-4D5F-BA19-14AEB63E8357}" type="pres">
@@ -5353,7 +6283,7 @@
       <dgm:spPr/>
     </dgm:pt>
     <dgm:pt modelId="{1DB5E7F2-53EB-41BA-B3F4-721CAB23A19D}" type="pres">
-      <dgm:prSet presAssocID="{A7BCE8C0-FF67-4D4B-9543-8B295193DA1C}" presName="rootText" presStyleLbl="node2" presStyleIdx="3" presStyleCnt="5">
+      <dgm:prSet presAssocID="{A7BCE8C0-FF67-4D4B-9543-8B295193DA1C}" presName="rootText" presStyleLbl="node2" presStyleIdx="3" presStyleCnt="6" custScaleY="115703">
         <dgm:presLayoutVars>
           <dgm:chPref val="3"/>
         </dgm:presLayoutVars>
@@ -5361,7 +6291,7 @@
       <dgm:spPr/>
     </dgm:pt>
     <dgm:pt modelId="{1E289570-AE6A-406C-8777-EECDDC5BDCF7}" type="pres">
-      <dgm:prSet presAssocID="{A7BCE8C0-FF67-4D4B-9543-8B295193DA1C}" presName="rootConnector" presStyleLbl="node2" presStyleIdx="3" presStyleCnt="5"/>
+      <dgm:prSet presAssocID="{A7BCE8C0-FF67-4D4B-9543-8B295193DA1C}" presName="rootConnector" presStyleLbl="node2" presStyleIdx="3" presStyleCnt="6"/>
       <dgm:spPr/>
     </dgm:pt>
     <dgm:pt modelId="{E22298F0-9FE8-46C0-AFEB-72B7B54824BA}" type="pres">
@@ -5369,7 +6299,7 @@
       <dgm:spPr/>
     </dgm:pt>
     <dgm:pt modelId="{CCF24A94-8520-4094-945D-D6F808920087}" type="pres">
-      <dgm:prSet presAssocID="{11C1156B-5070-4DB6-A002-28F224FB0D38}" presName="Name37" presStyleLbl="parChTrans1D3" presStyleIdx="3" presStyleCnt="5"/>
+      <dgm:prSet presAssocID="{11C1156B-5070-4DB6-A002-28F224FB0D38}" presName="Name37" presStyleLbl="parChTrans1D3" presStyleIdx="3" presStyleCnt="6"/>
       <dgm:spPr/>
     </dgm:pt>
     <dgm:pt modelId="{E0E6D157-B158-4E21-9FF2-B39FC1A9C1AA}" type="pres">
@@ -5385,7 +6315,7 @@
       <dgm:spPr/>
     </dgm:pt>
     <dgm:pt modelId="{C318871C-033C-4B85-88CA-855ECD76E656}" type="pres">
-      <dgm:prSet presAssocID="{3C83BBAF-6FB2-4736-957F-6B69AC35BC56}" presName="rootText" presStyleLbl="node3" presStyleIdx="3" presStyleCnt="5" custScaleX="108934" custScaleY="175237" custLinFactNeighborX="-3583" custLinFactNeighborY="0">
+      <dgm:prSet presAssocID="{3C83BBAF-6FB2-4736-957F-6B69AC35BC56}" presName="rootText" presStyleLbl="node3" presStyleIdx="3" presStyleCnt="6" custScaleX="108934" custScaleY="292243" custLinFactNeighborX="-3583" custLinFactNeighborY="0">
         <dgm:presLayoutVars>
           <dgm:chPref val="3"/>
         </dgm:presLayoutVars>
@@ -5393,7 +6323,7 @@
       <dgm:spPr/>
     </dgm:pt>
     <dgm:pt modelId="{4C9838A4-3D48-480A-8259-C4CDE4FBD9A3}" type="pres">
-      <dgm:prSet presAssocID="{3C83BBAF-6FB2-4736-957F-6B69AC35BC56}" presName="rootConnector" presStyleLbl="node3" presStyleIdx="3" presStyleCnt="5"/>
+      <dgm:prSet presAssocID="{3C83BBAF-6FB2-4736-957F-6B69AC35BC56}" presName="rootConnector" presStyleLbl="node3" presStyleIdx="3" presStyleCnt="6"/>
       <dgm:spPr/>
     </dgm:pt>
     <dgm:pt modelId="{918230EB-3611-4D73-94D0-77E2433C5C0A}" type="pres">
@@ -5409,7 +6339,7 @@
       <dgm:spPr/>
     </dgm:pt>
     <dgm:pt modelId="{B93A9D3A-4C7F-4D41-9549-7F8B4F2F625A}" type="pres">
-      <dgm:prSet presAssocID="{94FF1874-AEE6-4C38-AE4F-A5828DCB27A6}" presName="Name37" presStyleLbl="parChTrans1D2" presStyleIdx="4" presStyleCnt="5"/>
+      <dgm:prSet presAssocID="{94FF1874-AEE6-4C38-AE4F-A5828DCB27A6}" presName="Name37" presStyleLbl="parChTrans1D2" presStyleIdx="4" presStyleCnt="6"/>
       <dgm:spPr/>
     </dgm:pt>
     <dgm:pt modelId="{3D766D44-D1BE-49AB-AAA2-EF2A4AC125AF}" type="pres">
@@ -5425,7 +6355,7 @@
       <dgm:spPr/>
     </dgm:pt>
     <dgm:pt modelId="{E2C09786-877A-4F4B-959C-309125708558}" type="pres">
-      <dgm:prSet presAssocID="{BED6733A-982E-4C42-B449-E9A7AB623235}" presName="rootText" presStyleLbl="node2" presStyleIdx="4" presStyleCnt="5" custScaleX="90394">
+      <dgm:prSet presAssocID="{BED6733A-982E-4C42-B449-E9A7AB623235}" presName="rootText" presStyleLbl="node2" presStyleIdx="4" presStyleCnt="6" custScaleX="90394" custScaleY="119265">
         <dgm:presLayoutVars>
           <dgm:chPref val="3"/>
         </dgm:presLayoutVars>
@@ -5433,7 +6363,7 @@
       <dgm:spPr/>
     </dgm:pt>
     <dgm:pt modelId="{CF994BCF-1B7E-4E8F-9909-E5BBFD596C80}" type="pres">
-      <dgm:prSet presAssocID="{BED6733A-982E-4C42-B449-E9A7AB623235}" presName="rootConnector" presStyleLbl="node2" presStyleIdx="4" presStyleCnt="5"/>
+      <dgm:prSet presAssocID="{BED6733A-982E-4C42-B449-E9A7AB623235}" presName="rootConnector" presStyleLbl="node2" presStyleIdx="4" presStyleCnt="6"/>
       <dgm:spPr/>
     </dgm:pt>
     <dgm:pt modelId="{5E2F4E57-D913-4CEA-B542-2DA59782C0A7}" type="pres">
@@ -5441,7 +6371,7 @@
       <dgm:spPr/>
     </dgm:pt>
     <dgm:pt modelId="{9FC0C3C9-5D6C-4F04-9537-F0A31EA3D2FD}" type="pres">
-      <dgm:prSet presAssocID="{AD377137-EB70-4BBE-BB4C-A68C688FE6DD}" presName="Name37" presStyleLbl="parChTrans1D3" presStyleIdx="4" presStyleCnt="5"/>
+      <dgm:prSet presAssocID="{AD377137-EB70-4BBE-BB4C-A68C688FE6DD}" presName="Name37" presStyleLbl="parChTrans1D3" presStyleIdx="4" presStyleCnt="6"/>
       <dgm:spPr/>
     </dgm:pt>
     <dgm:pt modelId="{56D62EC6-2B9C-4DEE-82DD-7AF6C2C15FEA}" type="pres">
@@ -5457,7 +6387,7 @@
       <dgm:spPr/>
     </dgm:pt>
     <dgm:pt modelId="{73D4F2E2-D535-4087-AC64-6C942564FE36}" type="pres">
-      <dgm:prSet presAssocID="{BC70AAA1-A1E6-42B2-A346-8959355D4781}" presName="rootText" presStyleLbl="node3" presStyleIdx="4" presStyleCnt="5" custScaleX="88907" custScaleY="175446">
+      <dgm:prSet presAssocID="{BC70AAA1-A1E6-42B2-A346-8959355D4781}" presName="rootText" presStyleLbl="node3" presStyleIdx="4" presStyleCnt="6" custScaleX="88907" custScaleY="288682">
         <dgm:presLayoutVars>
           <dgm:chPref val="3"/>
         </dgm:presLayoutVars>
@@ -5465,7 +6395,7 @@
       <dgm:spPr/>
     </dgm:pt>
     <dgm:pt modelId="{96859BBC-1458-40BE-964C-2D3C54CF7353}" type="pres">
-      <dgm:prSet presAssocID="{BC70AAA1-A1E6-42B2-A346-8959355D4781}" presName="rootConnector" presStyleLbl="node3" presStyleIdx="4" presStyleCnt="5"/>
+      <dgm:prSet presAssocID="{BC70AAA1-A1E6-42B2-A346-8959355D4781}" presName="rootConnector" presStyleLbl="node3" presStyleIdx="4" presStyleCnt="6"/>
       <dgm:spPr/>
     </dgm:pt>
     <dgm:pt modelId="{372A1AB4-BC08-4391-84FF-60A7351D8F05}" type="pres">
@@ -5478,6 +6408,78 @@
     </dgm:pt>
     <dgm:pt modelId="{92F70577-E7A8-4FC7-84CA-D87A5C017A85}" type="pres">
       <dgm:prSet presAssocID="{BED6733A-982E-4C42-B449-E9A7AB623235}" presName="hierChild5" presStyleCnt="0"/>
+      <dgm:spPr/>
+    </dgm:pt>
+    <dgm:pt modelId="{CF133BCA-7087-47FD-A5C7-59C133B6C405}" type="pres">
+      <dgm:prSet presAssocID="{6E3C7054-80EF-48DF-83D2-78DCBDB47CB5}" presName="Name37" presStyleLbl="parChTrans1D2" presStyleIdx="5" presStyleCnt="6"/>
+      <dgm:spPr/>
+    </dgm:pt>
+    <dgm:pt modelId="{D6614057-3574-4FC5-9355-541A3C1C92CF}" type="pres">
+      <dgm:prSet presAssocID="{5D3A2F40-9145-4426-9358-04D409954C73}" presName="hierRoot2" presStyleCnt="0">
+        <dgm:presLayoutVars>
+          <dgm:hierBranch val="init"/>
+        </dgm:presLayoutVars>
+      </dgm:prSet>
+      <dgm:spPr/>
+    </dgm:pt>
+    <dgm:pt modelId="{BCDAD0E6-8215-4E08-BD5B-91D7ADF81F4A}" type="pres">
+      <dgm:prSet presAssocID="{5D3A2F40-9145-4426-9358-04D409954C73}" presName="rootComposite" presStyleCnt="0"/>
+      <dgm:spPr/>
+    </dgm:pt>
+    <dgm:pt modelId="{DCD50211-94D2-46B7-977F-5BC63683E999}" type="pres">
+      <dgm:prSet presAssocID="{5D3A2F40-9145-4426-9358-04D409954C73}" presName="rootText" presStyleLbl="node2" presStyleIdx="5" presStyleCnt="6">
+        <dgm:presLayoutVars>
+          <dgm:chPref val="3"/>
+        </dgm:presLayoutVars>
+      </dgm:prSet>
+      <dgm:spPr/>
+    </dgm:pt>
+    <dgm:pt modelId="{D43A71FC-7182-4563-B2F3-8C413BB8EA1D}" type="pres">
+      <dgm:prSet presAssocID="{5D3A2F40-9145-4426-9358-04D409954C73}" presName="rootConnector" presStyleLbl="node2" presStyleIdx="5" presStyleCnt="6"/>
+      <dgm:spPr/>
+    </dgm:pt>
+    <dgm:pt modelId="{BA214CB2-5A76-4A22-BF3D-5D51487F2121}" type="pres">
+      <dgm:prSet presAssocID="{5D3A2F40-9145-4426-9358-04D409954C73}" presName="hierChild4" presStyleCnt="0"/>
+      <dgm:spPr/>
+    </dgm:pt>
+    <dgm:pt modelId="{8E692B13-DA57-4B11-80A1-5AC2A909D19E}" type="pres">
+      <dgm:prSet presAssocID="{D90F1315-2E4D-4F73-AE16-8FBCB5BE3738}" presName="Name37" presStyleLbl="parChTrans1D3" presStyleIdx="5" presStyleCnt="6"/>
+      <dgm:spPr/>
+    </dgm:pt>
+    <dgm:pt modelId="{1439A58A-3E73-40DF-A966-2739B420EE58}" type="pres">
+      <dgm:prSet presAssocID="{49A6995F-41F8-43DD-8962-EA0DE9FFB738}" presName="hierRoot2" presStyleCnt="0">
+        <dgm:presLayoutVars>
+          <dgm:hierBranch val="init"/>
+        </dgm:presLayoutVars>
+      </dgm:prSet>
+      <dgm:spPr/>
+    </dgm:pt>
+    <dgm:pt modelId="{E72B8CC6-8F32-4702-B976-26736C95680E}" type="pres">
+      <dgm:prSet presAssocID="{49A6995F-41F8-43DD-8962-EA0DE9FFB738}" presName="rootComposite" presStyleCnt="0"/>
+      <dgm:spPr/>
+    </dgm:pt>
+    <dgm:pt modelId="{ACBDC12C-F6C3-4729-88B4-28C848492C88}" type="pres">
+      <dgm:prSet presAssocID="{49A6995F-41F8-43DD-8962-EA0DE9FFB738}" presName="rootText" presStyleLbl="node3" presStyleIdx="5" presStyleCnt="6" custScaleY="299365" custLinFactNeighborX="2671" custLinFactNeighborY="-5342">
+        <dgm:presLayoutVars>
+          <dgm:chPref val="3"/>
+        </dgm:presLayoutVars>
+      </dgm:prSet>
+      <dgm:spPr/>
+    </dgm:pt>
+    <dgm:pt modelId="{FD518F0D-9545-4990-A6F1-9BEE3D7A0F09}" type="pres">
+      <dgm:prSet presAssocID="{49A6995F-41F8-43DD-8962-EA0DE9FFB738}" presName="rootConnector" presStyleLbl="node3" presStyleIdx="5" presStyleCnt="6"/>
+      <dgm:spPr/>
+    </dgm:pt>
+    <dgm:pt modelId="{8F4E4551-099A-45A3-9DF3-6FA1938AF649}" type="pres">
+      <dgm:prSet presAssocID="{49A6995F-41F8-43DD-8962-EA0DE9FFB738}" presName="hierChild4" presStyleCnt="0"/>
+      <dgm:spPr/>
+    </dgm:pt>
+    <dgm:pt modelId="{2334F41D-4D53-4F77-857D-F2D72AA3D2AE}" type="pres">
+      <dgm:prSet presAssocID="{49A6995F-41F8-43DD-8962-EA0DE9FFB738}" presName="hierChild5" presStyleCnt="0"/>
+      <dgm:spPr/>
+    </dgm:pt>
+    <dgm:pt modelId="{2AC37B0F-8DF9-4836-B73E-4792F4C631B7}" type="pres">
+      <dgm:prSet presAssocID="{5D3A2F40-9145-4426-9358-04D409954C73}" presName="hierChild5" presStyleCnt="0"/>
       <dgm:spPr/>
     </dgm:pt>
     <dgm:pt modelId="{E8952F10-4998-41E1-B075-3D8672962F41}" type="pres">
@@ -5494,6 +6496,7 @@
     <dgm:cxn modelId="{E7437B1F-BAFF-4674-B1E8-A12BC2704D26}" type="presOf" srcId="{68BBAD82-850B-4820-BA3A-56D6F5111E5D}" destId="{705AD46B-CA03-4D10-8982-6D8BF4CB74E2}" srcOrd="0" destOrd="0" presId="urn:microsoft.com/office/officeart/2005/8/layout/orgChart1"/>
     <dgm:cxn modelId="{D66CD420-79BB-4969-B58D-548679C1412B}" srcId="{8CC7BA54-FC98-462F-9EAB-7F2CFDACFA40}" destId="{2108CEFF-D508-4EA0-96B7-1587D5555C32}" srcOrd="0" destOrd="0" parTransId="{F7507902-14A9-40A5-B516-C606310897B1}" sibTransId="{AE40DE72-48F7-40EB-B6C9-5436C9C4AA1C}"/>
     <dgm:cxn modelId="{5DFF6F25-68BD-4D32-87F3-3238F0D74D05}" srcId="{A7BCE8C0-FF67-4D4B-9543-8B295193DA1C}" destId="{3C83BBAF-6FB2-4736-957F-6B69AC35BC56}" srcOrd="0" destOrd="0" parTransId="{11C1156B-5070-4DB6-A002-28F224FB0D38}" sibTransId="{87C57096-CD3C-4BCD-881E-02ED20F2448E}"/>
+    <dgm:cxn modelId="{3E735227-5DDB-46D8-B1D4-BA20A4882F8E}" type="presOf" srcId="{6E3C7054-80EF-48DF-83D2-78DCBDB47CB5}" destId="{CF133BCA-7087-47FD-A5C7-59C133B6C405}" srcOrd="0" destOrd="0" presId="urn:microsoft.com/office/officeart/2005/8/layout/orgChart1"/>
     <dgm:cxn modelId="{DF26152C-C7E0-480F-AF97-A5F7A0C178D1}" type="presOf" srcId="{BC70AAA1-A1E6-42B2-A346-8959355D4781}" destId="{73D4F2E2-D535-4087-AC64-6C942564FE36}" srcOrd="0" destOrd="0" presId="urn:microsoft.com/office/officeart/2005/8/layout/orgChart1"/>
     <dgm:cxn modelId="{1C41A333-E42E-4B1B-B0E7-12D8AEEEDDAD}" type="presOf" srcId="{F48581EE-8BAB-4E35-8C4C-61CD8BFEBD16}" destId="{9ABB1F75-0D27-4A3A-A54B-95EE00E3A5BB}" srcOrd="0" destOrd="0" presId="urn:microsoft.com/office/officeart/2005/8/layout/orgChart1"/>
     <dgm:cxn modelId="{E5BF5337-8146-4205-8A4F-AE39BC3A5296}" srcId="{2108CEFF-D508-4EA0-96B7-1587D5555C32}" destId="{8829D38E-1F78-4454-A129-ECE248BA99E4}" srcOrd="0" destOrd="0" parTransId="{733C7EB7-6C00-4479-8ADB-3BF2D77909E5}" sibTransId="{1ACBC4CE-5B54-4E93-8D01-E822CA469838}"/>
@@ -5511,14 +6514,19 @@
     <dgm:cxn modelId="{094CF54B-AE1C-45B6-8C22-3D7F5E8BC4A0}" type="presOf" srcId="{98A639C8-9783-4E88-8DCE-8DB8CFD2F21D}" destId="{F4E1689A-8B8C-4AC9-8D95-37FA0F4DACC1}" srcOrd="1" destOrd="0" presId="urn:microsoft.com/office/officeart/2005/8/layout/orgChart1"/>
     <dgm:cxn modelId="{95E7C06C-4150-4A6F-9D80-2EC96904C540}" type="presOf" srcId="{3C83BBAF-6FB2-4736-957F-6B69AC35BC56}" destId="{4C9838A4-3D48-480A-8259-C4CDE4FBD9A3}" srcOrd="1" destOrd="0" presId="urn:microsoft.com/office/officeart/2005/8/layout/orgChart1"/>
     <dgm:cxn modelId="{8A941E73-483C-4B88-B3D4-0A88393943D1}" type="presOf" srcId="{8CC7BA54-FC98-462F-9EAB-7F2CFDACFA40}" destId="{858E97DA-833A-4E50-AE8F-AB1235CAE7DB}" srcOrd="0" destOrd="0" presId="urn:microsoft.com/office/officeart/2005/8/layout/orgChart1"/>
+    <dgm:cxn modelId="{40FE7A53-7000-4095-9D0F-DBFD42ADC1FF}" srcId="{5D3A2F40-9145-4426-9358-04D409954C73}" destId="{49A6995F-41F8-43DD-8962-EA0DE9FFB738}" srcOrd="0" destOrd="0" parTransId="{D90F1315-2E4D-4F73-AE16-8FBCB5BE3738}" sibTransId="{F1470F92-8AEE-44AF-86E7-D9DFC2218ECB}"/>
     <dgm:cxn modelId="{345B2754-7483-4604-B263-1ED302173764}" srcId="{BED6733A-982E-4C42-B449-E9A7AB623235}" destId="{BC70AAA1-A1E6-42B2-A346-8959355D4781}" srcOrd="0" destOrd="0" parTransId="{AD377137-EB70-4BBE-BB4C-A68C688FE6DD}" sibTransId="{0BD5030C-51CE-4732-B1A6-92DE41BC36F2}"/>
     <dgm:cxn modelId="{53B37B54-B185-41ED-AE72-C9998AAC05D9}" type="presOf" srcId="{E6022307-4002-462A-BEE3-4DA67C980D65}" destId="{35B2CE7B-C96B-4EB6-AE8F-1394DAA91EE1}" srcOrd="0" destOrd="0" presId="urn:microsoft.com/office/officeart/2005/8/layout/orgChart1"/>
     <dgm:cxn modelId="{4AAEEF74-2009-4776-B828-FFAF3EA129E5}" type="presOf" srcId="{94FF1874-AEE6-4C38-AE4F-A5828DCB27A6}" destId="{B93A9D3A-4C7F-4D41-9549-7F8B4F2F625A}" srcOrd="0" destOrd="0" presId="urn:microsoft.com/office/officeart/2005/8/layout/orgChart1"/>
     <dgm:cxn modelId="{A6D9FA58-57A5-446B-9F3C-3632C8BD0B4B}" type="presOf" srcId="{A7BCE8C0-FF67-4D4B-9543-8B295193DA1C}" destId="{1E289570-AE6A-406C-8777-EECDDC5BDCF7}" srcOrd="1" destOrd="0" presId="urn:microsoft.com/office/officeart/2005/8/layout/orgChart1"/>
     <dgm:cxn modelId="{96F11179-28DD-4F4A-9BDF-952F8BB118E8}" type="presOf" srcId="{BC70AAA1-A1E6-42B2-A346-8959355D4781}" destId="{96859BBC-1458-40BE-964C-2D3C54CF7353}" srcOrd="1" destOrd="0" presId="urn:microsoft.com/office/officeart/2005/8/layout/orgChart1"/>
     <dgm:cxn modelId="{A92E3683-C66F-4F0F-AEA7-5AF8AC8124FC}" srcId="{2B0AACF9-6759-45E5-BC57-975DE14A23BD}" destId="{8CC7BA54-FC98-462F-9EAB-7F2CFDACFA40}" srcOrd="0" destOrd="0" parTransId="{1173033A-471F-4C23-BDB0-608713683EC1}" sibTransId="{ACDC46F7-6062-494C-8CB5-3B3D02815A33}"/>
+    <dgm:cxn modelId="{3E7E9D88-694B-43EF-91E6-AF2249CCB1AA}" type="presOf" srcId="{49A6995F-41F8-43DD-8962-EA0DE9FFB738}" destId="{FD518F0D-9545-4990-A6F1-9BEE3D7A0F09}" srcOrd="1" destOrd="0" presId="urn:microsoft.com/office/officeart/2005/8/layout/orgChart1"/>
     <dgm:cxn modelId="{1C053D8C-D236-4818-88D6-D195DF1E05F0}" type="presOf" srcId="{F7507902-14A9-40A5-B516-C606310897B1}" destId="{846432F6-6833-476D-BCB3-AB0D621994E9}" srcOrd="0" destOrd="0" presId="urn:microsoft.com/office/officeart/2005/8/layout/orgChart1"/>
+    <dgm:cxn modelId="{A4FE0B8F-1650-401E-95A4-DA19C339FDF8}" type="presOf" srcId="{5D3A2F40-9145-4426-9358-04D409954C73}" destId="{DCD50211-94D2-46B7-977F-5BC63683E999}" srcOrd="0" destOrd="0" presId="urn:microsoft.com/office/officeart/2005/8/layout/orgChart1"/>
+    <dgm:cxn modelId="{E0B91090-A5BA-4B94-9D62-F4EC9DC5F53C}" srcId="{8CC7BA54-FC98-462F-9EAB-7F2CFDACFA40}" destId="{5D3A2F40-9145-4426-9358-04D409954C73}" srcOrd="5" destOrd="0" parTransId="{6E3C7054-80EF-48DF-83D2-78DCBDB47CB5}" sibTransId="{9361BBB3-E98F-4114-BD0A-ADAAA5C5BF2F}"/>
     <dgm:cxn modelId="{0DB84495-3E6F-4BAB-BE36-3CC1CB477FBE}" type="presOf" srcId="{6C57B1AA-AE12-49A0-97F2-024C01417276}" destId="{D772864F-C9F7-4DC9-9C3A-7F1C191572B4}" srcOrd="0" destOrd="0" presId="urn:microsoft.com/office/officeart/2005/8/layout/orgChart1"/>
+    <dgm:cxn modelId="{2F50B597-D200-4152-9952-7EC75832850D}" type="presOf" srcId="{49A6995F-41F8-43DD-8962-EA0DE9FFB738}" destId="{ACBDC12C-F6C3-4729-88B4-28C848492C88}" srcOrd="0" destOrd="0" presId="urn:microsoft.com/office/officeart/2005/8/layout/orgChart1"/>
     <dgm:cxn modelId="{9354E7A3-0496-4705-B2B5-D9FB08F6E961}" type="presOf" srcId="{B97F81C4-142B-44F5-BB87-D110DEFB45FA}" destId="{6564C55B-993A-4D8A-9D6F-23043CADAA8E}" srcOrd="0" destOrd="0" presId="urn:microsoft.com/office/officeart/2005/8/layout/orgChart1"/>
     <dgm:cxn modelId="{242AC7A4-A0D7-47CB-ADD0-437D502DFD0A}" type="presOf" srcId="{A9896908-1EE5-42D1-A40A-C1A49137AA98}" destId="{3F03E86D-1C18-44E9-A38E-789C997C71C9}" srcOrd="0" destOrd="0" presId="urn:microsoft.com/office/officeart/2005/8/layout/orgChart1"/>
     <dgm:cxn modelId="{64EAD3BA-2768-4D1D-853A-2E3F9ADBC668}" srcId="{8CC7BA54-FC98-462F-9EAB-7F2CFDACFA40}" destId="{BED6733A-982E-4C42-B449-E9A7AB623235}" srcOrd="4" destOrd="0" parTransId="{94FF1874-AEE6-4C38-AE4F-A5828DCB27A6}" sibTransId="{20B932D2-F92D-4153-8B34-B0519AD281C8}"/>
@@ -5529,7 +6537,9 @@
     <dgm:cxn modelId="{53457ACC-5F19-4A71-9AC9-CC20E17D9A60}" type="presOf" srcId="{3C83BBAF-6FB2-4736-957F-6B69AC35BC56}" destId="{C318871C-033C-4B85-88CA-855ECD76E656}" srcOrd="0" destOrd="0" presId="urn:microsoft.com/office/officeart/2005/8/layout/orgChart1"/>
     <dgm:cxn modelId="{D6406FD4-542F-4585-8072-969FB54889B8}" type="presOf" srcId="{992104BB-3F9C-43BB-8197-9EB911525438}" destId="{310DC816-06B3-41A8-AD53-F22A8BC32935}" srcOrd="0" destOrd="0" presId="urn:microsoft.com/office/officeart/2005/8/layout/orgChart1"/>
     <dgm:cxn modelId="{51C50EE1-92C0-4FDC-91CE-C567575020A7}" type="presOf" srcId="{A9896908-1EE5-42D1-A40A-C1A49137AA98}" destId="{D8FC645B-E62F-4751-B543-894C58AB1C91}" srcOrd="1" destOrd="0" presId="urn:microsoft.com/office/officeart/2005/8/layout/orgChart1"/>
+    <dgm:cxn modelId="{C02FE8E1-DDF3-4A4C-B9D1-D53698854C87}" type="presOf" srcId="{5D3A2F40-9145-4426-9358-04D409954C73}" destId="{D43A71FC-7182-4563-B2F3-8C413BB8EA1D}" srcOrd="1" destOrd="0" presId="urn:microsoft.com/office/officeart/2005/8/layout/orgChart1"/>
     <dgm:cxn modelId="{04AA1CF0-5281-4B69-A8BE-85547A89593B}" type="presOf" srcId="{2B0AACF9-6759-45E5-BC57-975DE14A23BD}" destId="{B6B26324-E4FF-4873-BB78-BE927761CBC9}" srcOrd="0" destOrd="0" presId="urn:microsoft.com/office/officeart/2005/8/layout/orgChart1"/>
+    <dgm:cxn modelId="{A6BC7AF2-C77B-4A80-BFD5-FCA493027AC1}" type="presOf" srcId="{D90F1315-2E4D-4F73-AE16-8FBCB5BE3738}" destId="{8E692B13-DA57-4B11-80A1-5AC2A909D19E}" srcOrd="0" destOrd="0" presId="urn:microsoft.com/office/officeart/2005/8/layout/orgChart1"/>
     <dgm:cxn modelId="{6DECC725-11C5-4321-BB3E-E5B8C93AFE23}" type="presParOf" srcId="{B6B26324-E4FF-4873-BB78-BE927761CBC9}" destId="{D5B553A5-DC68-47D9-97AF-D5695FF3ED0E}" srcOrd="0" destOrd="0" presId="urn:microsoft.com/office/officeart/2005/8/layout/orgChart1"/>
     <dgm:cxn modelId="{985DBE5A-216D-4E86-93E1-F207A614BD1F}" type="presParOf" srcId="{D5B553A5-DC68-47D9-97AF-D5695FF3ED0E}" destId="{2C0E0028-0A73-42D2-98CB-14E6341B9129}" srcOrd="0" destOrd="0" presId="urn:microsoft.com/office/officeart/2005/8/layout/orgChart1"/>
     <dgm:cxn modelId="{0C8B2A7A-C579-4C9A-B4D2-F40805D603F2}" type="presParOf" srcId="{2C0E0028-0A73-42D2-98CB-14E6341B9129}" destId="{858E97DA-833A-4E50-AE8F-AB1235CAE7DB}" srcOrd="0" destOrd="0" presId="urn:microsoft.com/office/officeart/2005/8/layout/orgChart1"/>
@@ -5605,6 +6615,20 @@
     <dgm:cxn modelId="{4A8C2D70-EA54-4496-AFC6-2CACBC0D9F0E}" type="presParOf" srcId="{56D62EC6-2B9C-4DEE-82DD-7AF6C2C15FEA}" destId="{372A1AB4-BC08-4391-84FF-60A7351D8F05}" srcOrd="1" destOrd="0" presId="urn:microsoft.com/office/officeart/2005/8/layout/orgChart1"/>
     <dgm:cxn modelId="{E0A922FB-3BFE-4B09-8B97-94011438097E}" type="presParOf" srcId="{56D62EC6-2B9C-4DEE-82DD-7AF6C2C15FEA}" destId="{4B5686B8-8735-4DAC-81A8-107AD82C3C86}" srcOrd="2" destOrd="0" presId="urn:microsoft.com/office/officeart/2005/8/layout/orgChart1"/>
     <dgm:cxn modelId="{33EF593A-BE2C-4D43-B814-38C328F87BE1}" type="presParOf" srcId="{3D766D44-D1BE-49AB-AAA2-EF2A4AC125AF}" destId="{92F70577-E7A8-4FC7-84CA-D87A5C017A85}" srcOrd="2" destOrd="0" presId="urn:microsoft.com/office/officeart/2005/8/layout/orgChart1"/>
+    <dgm:cxn modelId="{3DADEEF2-664B-4220-821C-7C665A896FAC}" type="presParOf" srcId="{F6BCDE15-99BC-4D65-8A3B-E0709E2ABF37}" destId="{CF133BCA-7087-47FD-A5C7-59C133B6C405}" srcOrd="10" destOrd="0" presId="urn:microsoft.com/office/officeart/2005/8/layout/orgChart1"/>
+    <dgm:cxn modelId="{54699DBA-D8B2-4937-9811-2137E1EE627F}" type="presParOf" srcId="{F6BCDE15-99BC-4D65-8A3B-E0709E2ABF37}" destId="{D6614057-3574-4FC5-9355-541A3C1C92CF}" srcOrd="11" destOrd="0" presId="urn:microsoft.com/office/officeart/2005/8/layout/orgChart1"/>
+    <dgm:cxn modelId="{3F011559-BC30-4DB1-8290-DA55C86DC9EB}" type="presParOf" srcId="{D6614057-3574-4FC5-9355-541A3C1C92CF}" destId="{BCDAD0E6-8215-4E08-BD5B-91D7ADF81F4A}" srcOrd="0" destOrd="0" presId="urn:microsoft.com/office/officeart/2005/8/layout/orgChart1"/>
+    <dgm:cxn modelId="{2215D5AD-AAC1-4900-A518-00776F59162D}" type="presParOf" srcId="{BCDAD0E6-8215-4E08-BD5B-91D7ADF81F4A}" destId="{DCD50211-94D2-46B7-977F-5BC63683E999}" srcOrd="0" destOrd="0" presId="urn:microsoft.com/office/officeart/2005/8/layout/orgChart1"/>
+    <dgm:cxn modelId="{C8117605-2F2B-4BC3-8CFC-18017091C186}" type="presParOf" srcId="{BCDAD0E6-8215-4E08-BD5B-91D7ADF81F4A}" destId="{D43A71FC-7182-4563-B2F3-8C413BB8EA1D}" srcOrd="1" destOrd="0" presId="urn:microsoft.com/office/officeart/2005/8/layout/orgChart1"/>
+    <dgm:cxn modelId="{60C7D6EA-EAD2-47F1-B68A-A34429ACC2FB}" type="presParOf" srcId="{D6614057-3574-4FC5-9355-541A3C1C92CF}" destId="{BA214CB2-5A76-4A22-BF3D-5D51487F2121}" srcOrd="1" destOrd="0" presId="urn:microsoft.com/office/officeart/2005/8/layout/orgChart1"/>
+    <dgm:cxn modelId="{AD9C293B-DE16-4740-B151-7C205999F280}" type="presParOf" srcId="{BA214CB2-5A76-4A22-BF3D-5D51487F2121}" destId="{8E692B13-DA57-4B11-80A1-5AC2A909D19E}" srcOrd="0" destOrd="0" presId="urn:microsoft.com/office/officeart/2005/8/layout/orgChart1"/>
+    <dgm:cxn modelId="{DBF1F629-404C-4974-8ECC-C02FA30E2D98}" type="presParOf" srcId="{BA214CB2-5A76-4A22-BF3D-5D51487F2121}" destId="{1439A58A-3E73-40DF-A966-2739B420EE58}" srcOrd="1" destOrd="0" presId="urn:microsoft.com/office/officeart/2005/8/layout/orgChart1"/>
+    <dgm:cxn modelId="{BF7BAEA0-4AB0-4E1C-8A3D-BEEE445F7563}" type="presParOf" srcId="{1439A58A-3E73-40DF-A966-2739B420EE58}" destId="{E72B8CC6-8F32-4702-B976-26736C95680E}" srcOrd="0" destOrd="0" presId="urn:microsoft.com/office/officeart/2005/8/layout/orgChart1"/>
+    <dgm:cxn modelId="{D7354E37-EA97-4B7D-B20B-2EC75D1D3F55}" type="presParOf" srcId="{E72B8CC6-8F32-4702-B976-26736C95680E}" destId="{ACBDC12C-F6C3-4729-88B4-28C848492C88}" srcOrd="0" destOrd="0" presId="urn:microsoft.com/office/officeart/2005/8/layout/orgChart1"/>
+    <dgm:cxn modelId="{57C0FC56-DC30-438E-A95B-02227DB0F543}" type="presParOf" srcId="{E72B8CC6-8F32-4702-B976-26736C95680E}" destId="{FD518F0D-9545-4990-A6F1-9BEE3D7A0F09}" srcOrd="1" destOrd="0" presId="urn:microsoft.com/office/officeart/2005/8/layout/orgChart1"/>
+    <dgm:cxn modelId="{BF4D36A4-F321-4246-8B56-626170A27218}" type="presParOf" srcId="{1439A58A-3E73-40DF-A966-2739B420EE58}" destId="{8F4E4551-099A-45A3-9DF3-6FA1938AF649}" srcOrd="1" destOrd="0" presId="urn:microsoft.com/office/officeart/2005/8/layout/orgChart1"/>
+    <dgm:cxn modelId="{9CABA4FE-EEDC-425E-BBAA-2E1266701242}" type="presParOf" srcId="{1439A58A-3E73-40DF-A966-2739B420EE58}" destId="{2334F41D-4D53-4F77-857D-F2D72AA3D2AE}" srcOrd="2" destOrd="0" presId="urn:microsoft.com/office/officeart/2005/8/layout/orgChart1"/>
+    <dgm:cxn modelId="{6170B84C-390B-4D6F-A0A9-5CC851F3BF93}" type="presParOf" srcId="{D6614057-3574-4FC5-9355-541A3C1C92CF}" destId="{2AC37B0F-8DF9-4836-B73E-4792F4C631B7}" srcOrd="2" destOrd="0" presId="urn:microsoft.com/office/officeart/2005/8/layout/orgChart1"/>
     <dgm:cxn modelId="{A4114D24-8945-47C3-9DF6-64723867E6BF}" type="presParOf" srcId="{D5B553A5-DC68-47D9-97AF-D5695FF3ED0E}" destId="{E8952F10-4998-41E1-B075-3D8672962F41}" srcOrd="2" destOrd="0" presId="urn:microsoft.com/office/officeart/2005/8/layout/orgChart1"/>
   </dgm:cxnLst>
   <dgm:bg/>
@@ -5625,15 +6649,15 @@
       <dsp:cNvGrpSpPr/>
     </dsp:nvGrpSpPr>
     <dsp:grpSpPr/>
-    <dsp:sp modelId="{9FC0C3C9-5D6C-4F04-9537-F0A31EA3D2FD}">
+    <dsp:sp modelId="{8E692B13-DA57-4B11-80A1-5AC2A909D19E}">
       <dsp:nvSpPr>
         <dsp:cNvPr id="0" name=""/>
         <dsp:cNvSpPr/>
       </dsp:nvSpPr>
       <dsp:spPr>
         <a:xfrm>
-          <a:off x="92204" y="1627641"/>
-          <a:ext cx="137057" cy="655630"/>
+          <a:off x="81000" y="1207714"/>
+          <a:ext cx="139596" cy="736021"/>
         </a:xfrm>
         <a:custGeom>
           <a:avLst/>
@@ -5647,10 +6671,131 @@
                 <a:pt x="0" y="0"/>
               </a:moveTo>
               <a:lnTo>
-                <a:pt x="0" y="655630"/>
+                <a:pt x="0" y="736021"/>
               </a:lnTo>
               <a:lnTo>
-                <a:pt x="137057" y="655630"/>
+                <a:pt x="139596" y="736021"/>
+              </a:lnTo>
+            </a:path>
+          </a:pathLst>
+        </a:custGeom>
+        <a:noFill/>
+        <a:ln w="19050" cap="flat" cmpd="sng" algn="ctr">
+          <a:solidFill>
+            <a:schemeClr val="dk1">
+              <a:shade val="80000"/>
+              <a:hueOff val="0"/>
+              <a:satOff val="0"/>
+              <a:lumOff val="0"/>
+              <a:alphaOff val="0"/>
+            </a:schemeClr>
+          </a:solidFill>
+          <a:prstDash val="solid"/>
+          <a:miter lim="800000"/>
+        </a:ln>
+        <a:effectLst/>
+      </dsp:spPr>
+      <dsp:style>
+        <a:lnRef idx="2">
+          <a:scrgbClr r="0" g="0" b="0"/>
+        </a:lnRef>
+        <a:fillRef idx="0">
+          <a:scrgbClr r="0" g="0" b="0"/>
+        </a:fillRef>
+        <a:effectRef idx="0">
+          <a:scrgbClr r="0" g="0" b="0"/>
+        </a:effectRef>
+        <a:fontRef idx="minor"/>
+      </dsp:style>
+    </dsp:sp>
+    <dsp:sp modelId="{CF133BCA-7087-47FD-A5C7-59C133B6C405}">
+      <dsp:nvSpPr>
+        <dsp:cNvPr id="0" name=""/>
+        <dsp:cNvSpPr/>
+      </dsp:nvSpPr>
+      <dsp:spPr>
+        <a:xfrm>
+          <a:off x="396990" y="646832"/>
+          <a:ext cx="2613642" cy="165894"/>
+        </a:xfrm>
+        <a:custGeom>
+          <a:avLst/>
+          <a:gdLst/>
+          <a:ahLst/>
+          <a:cxnLst/>
+          <a:rect l="0" t="0" r="0" b="0"/>
+          <a:pathLst>
+            <a:path>
+              <a:moveTo>
+                <a:pt x="2613642" y="0"/>
+              </a:moveTo>
+              <a:lnTo>
+                <a:pt x="2613642" y="82947"/>
+              </a:lnTo>
+              <a:lnTo>
+                <a:pt x="0" y="82947"/>
+              </a:lnTo>
+              <a:lnTo>
+                <a:pt x="0" y="165894"/>
+              </a:lnTo>
+            </a:path>
+          </a:pathLst>
+        </a:custGeom>
+        <a:noFill/>
+        <a:ln w="19050" cap="flat" cmpd="sng" algn="ctr">
+          <a:solidFill>
+            <a:schemeClr val="dk1">
+              <a:shade val="60000"/>
+              <a:hueOff val="0"/>
+              <a:satOff val="0"/>
+              <a:lumOff val="0"/>
+              <a:alphaOff val="0"/>
+            </a:schemeClr>
+          </a:solidFill>
+          <a:prstDash val="solid"/>
+          <a:miter lim="800000"/>
+        </a:ln>
+        <a:effectLst/>
+      </dsp:spPr>
+      <dsp:style>
+        <a:lnRef idx="2">
+          <a:scrgbClr r="0" g="0" b="0"/>
+        </a:lnRef>
+        <a:fillRef idx="0">
+          <a:scrgbClr r="0" g="0" b="0"/>
+        </a:fillRef>
+        <a:effectRef idx="0">
+          <a:scrgbClr r="0" g="0" b="0"/>
+        </a:effectRef>
+        <a:fontRef idx="minor"/>
+      </dsp:style>
+    </dsp:sp>
+    <dsp:sp modelId="{9FC0C3C9-5D6C-4F04-9537-F0A31EA3D2FD}">
+      <dsp:nvSpPr>
+        <dsp:cNvPr id="0" name=""/>
+        <dsp:cNvSpPr/>
+      </dsp:nvSpPr>
+      <dsp:spPr>
+        <a:xfrm>
+          <a:off x="1048253" y="1283808"/>
+          <a:ext cx="107113" cy="736023"/>
+        </a:xfrm>
+        <a:custGeom>
+          <a:avLst/>
+          <a:gdLst/>
+          <a:ahLst/>
+          <a:cxnLst/>
+          <a:rect l="0" t="0" r="0" b="0"/>
+          <a:pathLst>
+            <a:path>
+              <a:moveTo>
+                <a:pt x="0" y="0"/>
+              </a:moveTo>
+              <a:lnTo>
+                <a:pt x="0" y="736023"/>
+              </a:lnTo>
+              <a:lnTo>
+                <a:pt x="107113" y="736023"/>
               </a:lnTo>
             </a:path>
           </a:pathLst>
@@ -5691,8 +6836,8 @@
       </dsp:nvSpPr>
       <dsp:spPr>
         <a:xfrm>
-          <a:off x="457691" y="909962"/>
-          <a:ext cx="2769165" cy="212271"/>
+          <a:off x="1333889" y="646832"/>
+          <a:ext cx="1676743" cy="165894"/>
         </a:xfrm>
         <a:custGeom>
           <a:avLst/>
@@ -5703,16 +6848,16 @@
           <a:pathLst>
             <a:path>
               <a:moveTo>
-                <a:pt x="2769165" y="0"/>
+                <a:pt x="1676743" y="0"/>
               </a:moveTo>
               <a:lnTo>
-                <a:pt x="2769165" y="106135"/>
+                <a:pt x="1676743" y="82947"/>
               </a:lnTo>
               <a:lnTo>
-                <a:pt x="0" y="106135"/>
+                <a:pt x="0" y="82947"/>
               </a:lnTo>
               <a:lnTo>
-                <a:pt x="0" y="212271"/>
+                <a:pt x="0" y="165894"/>
               </a:lnTo>
             </a:path>
           </a:pathLst>
@@ -5753,8 +6898,8 @@
       </dsp:nvSpPr>
       <dsp:spPr>
         <a:xfrm>
-          <a:off x="1227902" y="1627641"/>
-          <a:ext cx="115404" cy="655102"/>
+          <a:off x="1890106" y="1269739"/>
+          <a:ext cx="91440" cy="743056"/>
         </a:xfrm>
         <a:custGeom>
           <a:avLst/>
@@ -5765,13 +6910,13 @@
           <a:pathLst>
             <a:path>
               <a:moveTo>
-                <a:pt x="0" y="0"/>
+                <a:pt x="45720" y="0"/>
               </a:moveTo>
               <a:lnTo>
-                <a:pt x="0" y="655102"/>
+                <a:pt x="45720" y="743056"/>
               </a:lnTo>
               <a:lnTo>
-                <a:pt x="115404" y="655102"/>
+                <a:pt x="135911" y="743056"/>
               </a:lnTo>
             </a:path>
           </a:pathLst>
@@ -5812,8 +6957,8 @@
       </dsp:nvSpPr>
       <dsp:spPr>
         <a:xfrm>
-          <a:off x="1632228" y="909962"/>
-          <a:ext cx="1594627" cy="212271"/>
+          <a:off x="2251816" y="646832"/>
+          <a:ext cx="758816" cy="165894"/>
         </a:xfrm>
         <a:custGeom>
           <a:avLst/>
@@ -5824,16 +6969,16 @@
           <a:pathLst>
             <a:path>
               <a:moveTo>
-                <a:pt x="1594627" y="0"/>
+                <a:pt x="758816" y="0"/>
               </a:moveTo>
               <a:lnTo>
-                <a:pt x="1594627" y="106135"/>
+                <a:pt x="758816" y="82947"/>
               </a:lnTo>
               <a:lnTo>
-                <a:pt x="0" y="106135"/>
+                <a:pt x="0" y="82947"/>
               </a:lnTo>
               <a:lnTo>
-                <a:pt x="0" y="212271"/>
+                <a:pt x="0" y="165894"/>
               </a:lnTo>
             </a:path>
           </a:pathLst>
@@ -5874,8 +7019,8 @@
       </dsp:nvSpPr>
       <dsp:spPr>
         <a:xfrm>
-          <a:off x="2497113" y="1627641"/>
-          <a:ext cx="250621" cy="645969"/>
+          <a:off x="2927742" y="1283911"/>
+          <a:ext cx="195866" cy="727950"/>
         </a:xfrm>
         <a:custGeom>
           <a:avLst/>
@@ -5889,10 +7034,10 @@
                 <a:pt x="0" y="0"/>
               </a:moveTo>
               <a:lnTo>
-                <a:pt x="0" y="645969"/>
+                <a:pt x="0" y="727950"/>
               </a:lnTo>
               <a:lnTo>
-                <a:pt x="250621" y="645969"/>
+                <a:pt x="195866" y="727950"/>
               </a:lnTo>
             </a:path>
           </a:pathLst>
@@ -5933,8 +7078,8 @@
       </dsp:nvSpPr>
       <dsp:spPr>
         <a:xfrm>
-          <a:off x="3019260" y="909962"/>
-          <a:ext cx="207596" cy="212271"/>
+          <a:off x="3010632" y="646832"/>
+          <a:ext cx="325179" cy="165894"/>
         </a:xfrm>
         <a:custGeom>
           <a:avLst/>
@@ -5945,16 +7090,16 @@
           <a:pathLst>
             <a:path>
               <a:moveTo>
-                <a:pt x="207596" y="0"/>
+                <a:pt x="0" y="0"/>
               </a:moveTo>
               <a:lnTo>
-                <a:pt x="207596" y="106135"/>
+                <a:pt x="0" y="82947"/>
               </a:lnTo>
               <a:lnTo>
-                <a:pt x="0" y="106135"/>
+                <a:pt x="325179" y="82947"/>
               </a:lnTo>
               <a:lnTo>
-                <a:pt x="0" y="212271"/>
+                <a:pt x="325179" y="165894"/>
               </a:lnTo>
             </a:path>
           </a:pathLst>
@@ -5995,8 +7140,8 @@
       </dsp:nvSpPr>
       <dsp:spPr>
         <a:xfrm>
-          <a:off x="4004329" y="1627641"/>
-          <a:ext cx="180171" cy="655102"/>
+          <a:off x="4105665" y="1258809"/>
+          <a:ext cx="140807" cy="715958"/>
         </a:xfrm>
         <a:custGeom>
           <a:avLst/>
@@ -6010,10 +7155,10 @@
                 <a:pt x="0" y="0"/>
               </a:moveTo>
               <a:lnTo>
-                <a:pt x="0" y="655102"/>
+                <a:pt x="0" y="715958"/>
               </a:lnTo>
               <a:lnTo>
-                <a:pt x="180171" y="655102"/>
+                <a:pt x="140807" y="715958"/>
               </a:lnTo>
             </a:path>
           </a:pathLst>
@@ -6054,8 +7199,8 @@
       </dsp:nvSpPr>
       <dsp:spPr>
         <a:xfrm>
-          <a:off x="3226856" y="909962"/>
-          <a:ext cx="1257929" cy="212271"/>
+          <a:off x="3010632" y="646832"/>
+          <a:ext cx="1470520" cy="165894"/>
         </a:xfrm>
         <a:custGeom>
           <a:avLst/>
@@ -6069,13 +7214,13 @@
                 <a:pt x="0" y="0"/>
               </a:moveTo>
               <a:lnTo>
-                <a:pt x="0" y="106135"/>
+                <a:pt x="0" y="82947"/>
               </a:lnTo>
               <a:lnTo>
-                <a:pt x="1257929" y="106135"/>
+                <a:pt x="1470520" y="82947"/>
               </a:lnTo>
               <a:lnTo>
-                <a:pt x="1257929" y="212271"/>
+                <a:pt x="1470520" y="165894"/>
               </a:lnTo>
             </a:path>
           </a:pathLst>
@@ -6116,8 +7261,8 @@
       </dsp:nvSpPr>
       <dsp:spPr>
         <a:xfrm>
-          <a:off x="5413153" y="1627641"/>
-          <a:ext cx="174120" cy="655627"/>
+          <a:off x="5206693" y="1271216"/>
+          <a:ext cx="137431" cy="743056"/>
         </a:xfrm>
         <a:custGeom>
           <a:avLst/>
@@ -6131,10 +7276,10 @@
                 <a:pt x="0" y="0"/>
               </a:moveTo>
               <a:lnTo>
-                <a:pt x="0" y="655627"/>
+                <a:pt x="0" y="743056"/>
               </a:lnTo>
               <a:lnTo>
-                <a:pt x="174120" y="655627"/>
+                <a:pt x="137431" y="743056"/>
               </a:lnTo>
             </a:path>
           </a:pathLst>
@@ -6175,8 +7320,8 @@
       </dsp:nvSpPr>
       <dsp:spPr>
         <a:xfrm>
-          <a:off x="3226856" y="909962"/>
-          <a:ext cx="2648398" cy="212271"/>
+          <a:off x="3010632" y="646832"/>
+          <a:ext cx="2557202" cy="165894"/>
         </a:xfrm>
         <a:custGeom>
           <a:avLst/>
@@ -6190,13 +7335,13 @@
                 <a:pt x="0" y="0"/>
               </a:moveTo>
               <a:lnTo>
-                <a:pt x="0" y="106135"/>
+                <a:pt x="0" y="82947"/>
               </a:lnTo>
               <a:lnTo>
-                <a:pt x="2648398" y="106135"/>
+                <a:pt x="2557202" y="82947"/>
               </a:lnTo>
               <a:lnTo>
-                <a:pt x="2648398" y="212271"/>
+                <a:pt x="2557202" y="165894"/>
               </a:lnTo>
             </a:path>
           </a:pathLst>
@@ -6237,8 +7382,8 @@
       </dsp:nvSpPr>
       <dsp:spPr>
         <a:xfrm>
-          <a:off x="2721448" y="404554"/>
-          <a:ext cx="1010815" cy="505407"/>
+          <a:off x="2615645" y="196850"/>
+          <a:ext cx="789975" cy="449981"/>
         </a:xfrm>
         <a:prstGeom prst="rect">
           <a:avLst/>
@@ -6313,8 +7458,8 @@
         </a:p>
       </dsp:txBody>
       <dsp:txXfrm>
-        <a:off x="2721448" y="404554"/>
-        <a:ext cx="1010815" cy="505407"/>
+        <a:off x="2615645" y="196850"/>
+        <a:ext cx="789975" cy="449981"/>
       </dsp:txXfrm>
     </dsp:sp>
     <dsp:sp modelId="{A10F4026-A53B-472C-A549-5873C21D6E5A}">
@@ -6324,8 +7469,8 @@
       </dsp:nvSpPr>
       <dsp:spPr>
         <a:xfrm>
-          <a:off x="5297628" y="1122233"/>
-          <a:ext cx="1155251" cy="505407"/>
+          <a:off x="5116408" y="812726"/>
+          <a:ext cx="902854" cy="458489"/>
         </a:xfrm>
         <a:prstGeom prst="rect">
           <a:avLst/>
@@ -6400,8 +7545,8 @@
         </a:p>
       </dsp:txBody>
       <dsp:txXfrm>
-        <a:off x="5297628" y="1122233"/>
-        <a:ext cx="1155251" cy="505407"/>
+        <a:off x="5116408" y="812726"/>
+        <a:ext cx="902854" cy="458489"/>
       </dsp:txXfrm>
     </dsp:sp>
     <dsp:sp modelId="{08B23CB7-1AD2-414A-88CF-F64F222329FF}">
@@ -6411,8 +7556,8 @@
       </dsp:nvSpPr>
       <dsp:spPr>
         <a:xfrm>
-          <a:off x="5587274" y="1839912"/>
-          <a:ext cx="1010815" cy="886712"/>
+          <a:off x="5344124" y="1437111"/>
+          <a:ext cx="789975" cy="1154323"/>
         </a:xfrm>
         <a:prstGeom prst="rect">
           <a:avLst/>
@@ -6490,8 +7635,8 @@
         </a:p>
       </dsp:txBody>
       <dsp:txXfrm>
-        <a:off x="5587274" y="1839912"/>
-        <a:ext cx="1010815" cy="886712"/>
+        <a:off x="5344124" y="1437111"/>
+        <a:ext cx="789975" cy="1154323"/>
       </dsp:txXfrm>
     </dsp:sp>
     <dsp:sp modelId="{CF6D3C37-099A-4EFC-8171-93AF351A8A92}">
@@ -6501,8 +7646,8 @@
       </dsp:nvSpPr>
       <dsp:spPr>
         <a:xfrm>
-          <a:off x="3884215" y="1122233"/>
-          <a:ext cx="1201142" cy="505407"/>
+          <a:off x="4011793" y="812726"/>
+          <a:ext cx="938719" cy="446083"/>
         </a:xfrm>
         <a:prstGeom prst="rect">
           <a:avLst/>
@@ -6576,8 +7721,8 @@
         </a:p>
       </dsp:txBody>
       <dsp:txXfrm>
-        <a:off x="3884215" y="1122233"/>
-        <a:ext cx="1201142" cy="505407"/>
+        <a:off x="4011793" y="812726"/>
+        <a:ext cx="938719" cy="446083"/>
       </dsp:txXfrm>
     </dsp:sp>
     <dsp:sp modelId="{3F03E86D-1C18-44E9-A38E-789C997C71C9}">
@@ -6587,8 +7732,8 @@
       </dsp:nvSpPr>
       <dsp:spPr>
         <a:xfrm>
-          <a:off x="4184500" y="1839912"/>
-          <a:ext cx="1010815" cy="885661"/>
+          <a:off x="4246473" y="1424704"/>
+          <a:ext cx="789975" cy="1100127"/>
         </a:xfrm>
         <a:prstGeom prst="rect">
           <a:avLst/>
@@ -6674,8 +7819,8 @@
         </a:p>
       </dsp:txBody>
       <dsp:txXfrm>
-        <a:off x="4184500" y="1839912"/>
-        <a:ext cx="1010815" cy="885661"/>
+        <a:off x="4246473" y="1424704"/>
+        <a:ext cx="789975" cy="1100127"/>
       </dsp:txXfrm>
     </dsp:sp>
     <dsp:sp modelId="{D772864F-C9F7-4DC9-9C3A-7F1C191572B4}">
@@ -6685,8 +7830,8 @@
       </dsp:nvSpPr>
       <dsp:spPr>
         <a:xfrm>
-          <a:off x="2366576" y="1122233"/>
-          <a:ext cx="1305367" cy="505407"/>
+          <a:off x="2825725" y="812726"/>
+          <a:ext cx="1020173" cy="471184"/>
         </a:xfrm>
         <a:prstGeom prst="rect">
           <a:avLst/>
@@ -6761,8 +7906,8 @@
         </a:p>
       </dsp:txBody>
       <dsp:txXfrm>
-        <a:off x="2366576" y="1122233"/>
-        <a:ext cx="1305367" cy="505407"/>
+        <a:off x="2825725" y="812726"/>
+        <a:ext cx="1020173" cy="471184"/>
       </dsp:txXfrm>
     </dsp:sp>
     <dsp:sp modelId="{310DC816-06B3-41A8-AD53-F22A8BC32935}">
@@ -6772,8 +7917,8 @@
       </dsp:nvSpPr>
       <dsp:spPr>
         <a:xfrm>
-          <a:off x="2747734" y="1830780"/>
-          <a:ext cx="952420" cy="885661"/>
+          <a:off x="3123609" y="1442668"/>
+          <a:ext cx="838289" cy="1138385"/>
         </a:xfrm>
         <a:prstGeom prst="rect">
           <a:avLst/>
@@ -6859,8 +8004,8 @@
         </a:p>
       </dsp:txBody>
       <dsp:txXfrm>
-        <a:off x="2747734" y="1830780"/>
-        <a:ext cx="952420" cy="885661"/>
+        <a:off x="3123609" y="1442668"/>
+        <a:ext cx="838289" cy="1138385"/>
       </dsp:txXfrm>
     </dsp:sp>
     <dsp:sp modelId="{1DB5E7F2-53EB-41BA-B3F4-721CAB23A19D}">
@@ -6870,8 +8015,8 @@
       </dsp:nvSpPr>
       <dsp:spPr>
         <a:xfrm>
-          <a:off x="1126820" y="1122233"/>
-          <a:ext cx="1010815" cy="505407"/>
+          <a:off x="1856828" y="812726"/>
+          <a:ext cx="789975" cy="457012"/>
         </a:xfrm>
         <a:prstGeom prst="rect">
           <a:avLst/>
@@ -6946,8 +8091,8 @@
         </a:p>
       </dsp:txBody>
       <dsp:txXfrm>
-        <a:off x="1126820" y="1122233"/>
-        <a:ext cx="1010815" cy="505407"/>
+        <a:off x="1856828" y="812726"/>
+        <a:ext cx="789975" cy="457012"/>
       </dsp:txXfrm>
     </dsp:sp>
     <dsp:sp modelId="{C318871C-033C-4B85-88CA-855ECD76E656}">
@@ -6957,8 +8102,8 @@
       </dsp:nvSpPr>
       <dsp:spPr>
         <a:xfrm>
-          <a:off x="1343307" y="1839912"/>
-          <a:ext cx="1101122" cy="885661"/>
+          <a:off x="2026017" y="1435633"/>
+          <a:ext cx="860551" cy="1154323"/>
         </a:xfrm>
         <a:prstGeom prst="rect">
           <a:avLst/>
@@ -7043,8 +8188,8 @@
         </a:p>
       </dsp:txBody>
       <dsp:txXfrm>
-        <a:off x="1343307" y="1839912"/>
-        <a:ext cx="1101122" cy="885661"/>
+        <a:off x="2026017" y="1435633"/>
+        <a:ext cx="860551" cy="1154323"/>
       </dsp:txXfrm>
     </dsp:sp>
     <dsp:sp modelId="{E2C09786-877A-4F4B-959C-309125708558}">
@@ -7054,8 +8199,8 @@
       </dsp:nvSpPr>
       <dsp:spPr>
         <a:xfrm>
-          <a:off x="832" y="1122233"/>
-          <a:ext cx="913716" cy="505407"/>
+          <a:off x="976844" y="812726"/>
+          <a:ext cx="714090" cy="471081"/>
         </a:xfrm>
         <a:prstGeom prst="rect">
           <a:avLst/>
@@ -7130,8 +8275,8 @@
         </a:p>
       </dsp:txBody>
       <dsp:txXfrm>
-        <a:off x="832" y="1122233"/>
-        <a:ext cx="913716" cy="505407"/>
+        <a:off x="976844" y="812726"/>
+        <a:ext cx="714090" cy="471081"/>
       </dsp:txXfrm>
     </dsp:sp>
     <dsp:sp modelId="{73D4F2E2-D535-4087-AC64-6C942564FE36}">
@@ -7141,8 +8286,8 @@
       </dsp:nvSpPr>
       <dsp:spPr>
         <a:xfrm>
-          <a:off x="229261" y="1839912"/>
-          <a:ext cx="898685" cy="886717"/>
+          <a:off x="1155366" y="1449703"/>
+          <a:ext cx="702343" cy="1140257"/>
         </a:xfrm>
         <a:prstGeom prst="rect">
           <a:avLst/>
@@ -7221,8 +8366,175 @@
         </a:p>
       </dsp:txBody>
       <dsp:txXfrm>
-        <a:off x="229261" y="1839912"/>
-        <a:ext cx="898685" cy="886717"/>
+        <a:off x="1155366" y="1449703"/>
+        <a:ext cx="702343" cy="1140257"/>
+      </dsp:txXfrm>
+    </dsp:sp>
+    <dsp:sp modelId="{DCD50211-94D2-46B7-977F-5BC63683E999}">
+      <dsp:nvSpPr>
+        <dsp:cNvPr id="0" name=""/>
+        <dsp:cNvSpPr/>
+      </dsp:nvSpPr>
+      <dsp:spPr>
+        <a:xfrm>
+          <a:off x="2003" y="812726"/>
+          <a:ext cx="789975" cy="394987"/>
+        </a:xfrm>
+        <a:prstGeom prst="rect">
+          <a:avLst/>
+        </a:prstGeom>
+        <a:solidFill>
+          <a:schemeClr val="lt1">
+            <a:hueOff val="0"/>
+            <a:satOff val="0"/>
+            <a:lumOff val="0"/>
+            <a:alphaOff val="0"/>
+          </a:schemeClr>
+        </a:solidFill>
+        <a:ln w="19050" cap="flat" cmpd="sng" algn="ctr">
+          <a:solidFill>
+            <a:schemeClr val="dk1">
+              <a:shade val="80000"/>
+              <a:hueOff val="0"/>
+              <a:satOff val="0"/>
+              <a:lumOff val="0"/>
+              <a:alphaOff val="0"/>
+            </a:schemeClr>
+          </a:solidFill>
+          <a:prstDash val="solid"/>
+          <a:miter lim="800000"/>
+        </a:ln>
+        <a:effectLst/>
+      </dsp:spPr>
+      <dsp:style>
+        <a:lnRef idx="2">
+          <a:scrgbClr r="0" g="0" b="0"/>
+        </a:lnRef>
+        <a:fillRef idx="1">
+          <a:scrgbClr r="0" g="0" b="0"/>
+        </a:fillRef>
+        <a:effectRef idx="0">
+          <a:scrgbClr r="0" g="0" b="0"/>
+        </a:effectRef>
+        <a:fontRef idx="minor">
+          <a:schemeClr val="lt1"/>
+        </a:fontRef>
+      </dsp:style>
+      <dsp:txBody>
+        <a:bodyPr spcFirstLastPara="0" vert="horz" wrap="square" lIns="7620" tIns="7620" rIns="7620" bIns="7620" numCol="1" spcCol="1270" anchor="ctr" anchorCtr="0">
+          <a:noAutofit/>
+        </a:bodyPr>
+        <a:lstStyle/>
+        <a:p>
+          <a:pPr marL="0" lvl="0" indent="0" algn="ctr" defTabSz="533400">
+            <a:lnSpc>
+              <a:spcPct val="90000"/>
+            </a:lnSpc>
+            <a:spcBef>
+              <a:spcPct val="0"/>
+            </a:spcBef>
+            <a:spcAft>
+              <a:spcPct val="35000"/>
+            </a:spcAft>
+            <a:buNone/>
+          </a:pPr>
+          <a:r>
+            <a:rPr lang="en-US" sz="1200" kern="1200"/>
+            <a:t>Login(login.html)</a:t>
+          </a:r>
+          <a:endParaRPr lang="en-BW" sz="1200" kern="1200"/>
+        </a:p>
+      </dsp:txBody>
+      <dsp:txXfrm>
+        <a:off x="2003" y="812726"/>
+        <a:ext cx="789975" cy="394987"/>
+      </dsp:txXfrm>
+    </dsp:sp>
+    <dsp:sp modelId="{ACBDC12C-F6C3-4729-88B4-28C848492C88}">
+      <dsp:nvSpPr>
+        <dsp:cNvPr id="0" name=""/>
+        <dsp:cNvSpPr/>
+      </dsp:nvSpPr>
+      <dsp:spPr>
+        <a:xfrm>
+          <a:off x="220597" y="1352508"/>
+          <a:ext cx="789975" cy="1182454"/>
+        </a:xfrm>
+        <a:prstGeom prst="rect">
+          <a:avLst/>
+        </a:prstGeom>
+        <a:solidFill>
+          <a:schemeClr val="lt1">
+            <a:hueOff val="0"/>
+            <a:satOff val="0"/>
+            <a:lumOff val="0"/>
+            <a:alphaOff val="0"/>
+          </a:schemeClr>
+        </a:solidFill>
+        <a:ln w="19050" cap="flat" cmpd="sng" algn="ctr">
+          <a:solidFill>
+            <a:schemeClr val="dk1">
+              <a:shade val="80000"/>
+              <a:hueOff val="0"/>
+              <a:satOff val="0"/>
+              <a:lumOff val="0"/>
+              <a:alphaOff val="0"/>
+            </a:schemeClr>
+          </a:solidFill>
+          <a:prstDash val="solid"/>
+          <a:miter lim="800000"/>
+        </a:ln>
+        <a:effectLst/>
+      </dsp:spPr>
+      <dsp:style>
+        <a:lnRef idx="2">
+          <a:scrgbClr r="0" g="0" b="0"/>
+        </a:lnRef>
+        <a:fillRef idx="1">
+          <a:scrgbClr r="0" g="0" b="0"/>
+        </a:fillRef>
+        <a:effectRef idx="0">
+          <a:scrgbClr r="0" g="0" b="0"/>
+        </a:effectRef>
+        <a:fontRef idx="minor">
+          <a:schemeClr val="lt1"/>
+        </a:fontRef>
+      </dsp:style>
+      <dsp:txBody>
+        <a:bodyPr spcFirstLastPara="0" vert="horz" wrap="square" lIns="6985" tIns="6985" rIns="6985" bIns="6985" numCol="1" spcCol="1270" anchor="ctr" anchorCtr="0">
+          <a:noAutofit/>
+        </a:bodyPr>
+        <a:lstStyle/>
+        <a:p>
+          <a:pPr marL="0" lvl="0" indent="0" algn="ctr" defTabSz="488950">
+            <a:lnSpc>
+              <a:spcPct val="90000"/>
+            </a:lnSpc>
+            <a:spcBef>
+              <a:spcPct val="0"/>
+            </a:spcBef>
+            <a:spcAft>
+              <a:spcPct val="35000"/>
+            </a:spcAft>
+            <a:buNone/>
+          </a:pPr>
+          <a:r>
+            <a:rPr lang="en-US" sz="1100" kern="1200"/>
+            <a:t>-Email</a:t>
+          </a:r>
+          <a:br>
+            <a:rPr lang="en-US" sz="1100" kern="1200"/>
+          </a:br>
+          <a:r>
+            <a:rPr lang="en-US" sz="1100" kern="1200"/>
+            <a:t>-Password</a:t>
+          </a:r>
+          <a:endParaRPr lang="en-BW" sz="1100" kern="1200"/>
+        </a:p>
+      </dsp:txBody>
+      <dsp:txXfrm>
+        <a:off x="220597" y="1352508"/>
+        <a:ext cx="789975" cy="1182454"/>
       </dsp:txXfrm>
     </dsp:sp>
   </dsp:spTree>
